--- a/lessons/2-2/homework.docx
+++ b/lessons/2-2/homework.docx
@@ -106,7 +106,55 @@
     </w:p>
     <w:p>
       <w:pPr>
-        <w:spacing w:after="60"/>
+        <w:keepNext/>
+        <w:spacing w:after="20" w:before="80"/>
+        <w:jc w:val="center"/>
+      </w:pPr>
+      <w:r>
+        <w:drawing>
+          <wp:inline distT="0" distB="0" distL="0" distR="0">
+            <wp:extent cx="1047750" cy="790575"/>
+            <wp:effectExtent t="0" r="0" b="0" l="0"/>
+            <wp:docPr id="1" name="" descr="" title=""/>
+            <wp:cNvGraphicFramePr>
+              <a:graphicFrameLocks xmlns:a="http://schemas.openxmlformats.org/drawingml/2006/main" noChangeAspect="1"/>
+            </wp:cNvGraphicFramePr>
+            <a:graphic xmlns:a="http://schemas.openxmlformats.org/drawingml/2006/main">
+              <a:graphicData uri="http://schemas.openxmlformats.org/drawingml/2006/picture">
+                <pic:pic xmlns:pic="http://schemas.openxmlformats.org/drawingml/2006/picture">
+                  <pic:nvPicPr>
+                    <pic:cNvPr id="0" name="" descr=""/>
+                    <pic:cNvPicPr>
+                      <a:picLocks noChangeAspect="1" noChangeArrowheads="1"/>
+                    </pic:cNvPicPr>
+                  </pic:nvPicPr>
+                  <pic:blipFill>
+                    <a:blip r:embed="rId7" cstate="none"/>
+                    <a:srcRect/>
+                    <a:stretch>
+                      <a:fillRect/>
+                    </a:stretch>
+                  </pic:blipFill>
+                  <pic:spPr bwMode="auto">
+                    <a:xfrm>
+                      <a:off x="0" y="0"/>
+                      <a:ext cx="1047750" cy="790575"/>
+                    </a:xfrm>
+                    <a:prstGeom prst="rect">
+                      <a:avLst/>
+                    </a:prstGeom>
+                  </pic:spPr>
+                </pic:pic>
+              </a:graphicData>
+            </a:graphic>
+          </wp:inline>
+        </w:drawing>
+      </w:r>
+    </w:p>
+    <w:p>
+      <w:pPr>
+        <w:keepNext/>
+        <w:spacing w:after="120"/>
       </w:pPr>
       <w:r>
         <w:rPr>
@@ -116,12 +164,60 @@
         <w:t xml:space="preserve">Whole Number (Número entero)</w:t>
       </w:r>
       <w:r>
-        <w:t xml:space="preserve"> — A number without fractions or decimals (0, 1, 2, 3, ...)</w:t>
-      </w:r>
-    </w:p>
-    <w:p>
-      <w:pPr>
-        <w:spacing w:after="60"/>
+        <w:t xml:space="preserve"> — A counting number with no fraction or decimal, like 0, 1, 2, 3.</w:t>
+      </w:r>
+    </w:p>
+    <w:p>
+      <w:pPr>
+        <w:keepNext/>
+        <w:spacing w:after="20" w:before="80"/>
+        <w:jc w:val="center"/>
+      </w:pPr>
+      <w:r>
+        <w:drawing>
+          <wp:inline distT="0" distB="0" distL="0" distR="0">
+            <wp:extent cx="1047750" cy="790575"/>
+            <wp:effectExtent t="0" r="0" b="0" l="0"/>
+            <wp:docPr id="1" name="" descr="" title=""/>
+            <wp:cNvGraphicFramePr>
+              <a:graphicFrameLocks xmlns:a="http://schemas.openxmlformats.org/drawingml/2006/main" noChangeAspect="1"/>
+            </wp:cNvGraphicFramePr>
+            <a:graphic xmlns:a="http://schemas.openxmlformats.org/drawingml/2006/main">
+              <a:graphicData uri="http://schemas.openxmlformats.org/drawingml/2006/picture">
+                <pic:pic xmlns:pic="http://schemas.openxmlformats.org/drawingml/2006/picture">
+                  <pic:nvPicPr>
+                    <pic:cNvPr id="0" name="" descr=""/>
+                    <pic:cNvPicPr>
+                      <a:picLocks noChangeAspect="1" noChangeArrowheads="1"/>
+                    </pic:cNvPicPr>
+                  </pic:nvPicPr>
+                  <pic:blipFill>
+                    <a:blip r:embed="rId8" cstate="none"/>
+                    <a:srcRect/>
+                    <a:stretch>
+                      <a:fillRect/>
+                    </a:stretch>
+                  </pic:blipFill>
+                  <pic:spPr bwMode="auto">
+                    <a:xfrm>
+                      <a:off x="0" y="0"/>
+                      <a:ext cx="1047750" cy="790575"/>
+                    </a:xfrm>
+                    <a:prstGeom prst="rect">
+                      <a:avLst/>
+                    </a:prstGeom>
+                  </pic:spPr>
+                </pic:pic>
+              </a:graphicData>
+            </a:graphic>
+          </wp:inline>
+        </w:drawing>
+      </w:r>
+    </w:p>
+    <w:p>
+      <w:pPr>
+        <w:keepNext/>
+        <w:spacing w:after="120"/>
       </w:pPr>
       <w:r>
         <w:rPr>
@@ -131,12 +227,60 @@
         <w:t xml:space="preserve">Fraction (Fracción)</w:t>
       </w:r>
       <w:r>
-        <w:t xml:space="preserve"> — A number that represents part of a whole, written as numerator over denominator</w:t>
-      </w:r>
-    </w:p>
-    <w:p>
-      <w:pPr>
-        <w:spacing w:after="60"/>
+        <w:t xml:space="preserve"> — A number that shows part of a whole, like 3/4.</w:t>
+      </w:r>
+    </w:p>
+    <w:p>
+      <w:pPr>
+        <w:keepNext/>
+        <w:spacing w:after="20" w:before="80"/>
+        <w:jc w:val="center"/>
+      </w:pPr>
+      <w:r>
+        <w:drawing>
+          <wp:inline distT="0" distB="0" distL="0" distR="0">
+            <wp:extent cx="1047750" cy="790575"/>
+            <wp:effectExtent t="0" r="0" b="0" l="0"/>
+            <wp:docPr id="1" name="" descr="" title=""/>
+            <wp:cNvGraphicFramePr>
+              <a:graphicFrameLocks xmlns:a="http://schemas.openxmlformats.org/drawingml/2006/main" noChangeAspect="1"/>
+            </wp:cNvGraphicFramePr>
+            <a:graphic xmlns:a="http://schemas.openxmlformats.org/drawingml/2006/main">
+              <a:graphicData uri="http://schemas.openxmlformats.org/drawingml/2006/picture">
+                <pic:pic xmlns:pic="http://schemas.openxmlformats.org/drawingml/2006/picture">
+                  <pic:nvPicPr>
+                    <pic:cNvPr id="0" name="" descr=""/>
+                    <pic:cNvPicPr>
+                      <a:picLocks noChangeAspect="1" noChangeArrowheads="1"/>
+                    </pic:cNvPicPr>
+                  </pic:nvPicPr>
+                  <pic:blipFill>
+                    <a:blip r:embed="rId9" cstate="none"/>
+                    <a:srcRect/>
+                    <a:stretch>
+                      <a:fillRect/>
+                    </a:stretch>
+                  </pic:blipFill>
+                  <pic:spPr bwMode="auto">
+                    <a:xfrm>
+                      <a:off x="0" y="0"/>
+                      <a:ext cx="1047750" cy="790575"/>
+                    </a:xfrm>
+                    <a:prstGeom prst="rect">
+                      <a:avLst/>
+                    </a:prstGeom>
+                  </pic:spPr>
+                </pic:pic>
+              </a:graphicData>
+            </a:graphic>
+          </wp:inline>
+        </w:drawing>
+      </w:r>
+    </w:p>
+    <w:p>
+      <w:pPr>
+        <w:keepNext/>
+        <w:spacing w:after="120"/>
       </w:pPr>
       <w:r>
         <w:rPr>
@@ -146,12 +290,60 @@
         <w:t xml:space="preserve">Reciprocal (Recíproco)</w:t>
       </w:r>
       <w:r>
-        <w:t xml:space="preserve"> — A fraction flipped — the numerator and denominator switch</w:t>
-      </w:r>
-    </w:p>
-    <w:p>
-      <w:pPr>
-        <w:spacing w:after="60"/>
+        <w:t xml:space="preserve"> — A fraction turned upside down.</w:t>
+      </w:r>
+    </w:p>
+    <w:p>
+      <w:pPr>
+        <w:keepNext/>
+        <w:spacing w:after="20" w:before="80"/>
+        <w:jc w:val="center"/>
+      </w:pPr>
+      <w:r>
+        <w:drawing>
+          <wp:inline distT="0" distB="0" distL="0" distR="0">
+            <wp:extent cx="1047750" cy="790575"/>
+            <wp:effectExtent t="0" r="0" b="0" l="0"/>
+            <wp:docPr id="1" name="" descr="" title=""/>
+            <wp:cNvGraphicFramePr>
+              <a:graphicFrameLocks xmlns:a="http://schemas.openxmlformats.org/drawingml/2006/main" noChangeAspect="1"/>
+            </wp:cNvGraphicFramePr>
+            <a:graphic xmlns:a="http://schemas.openxmlformats.org/drawingml/2006/main">
+              <a:graphicData uri="http://schemas.openxmlformats.org/drawingml/2006/picture">
+                <pic:pic xmlns:pic="http://schemas.openxmlformats.org/drawingml/2006/picture">
+                  <pic:nvPicPr>
+                    <pic:cNvPr id="0" name="" descr=""/>
+                    <pic:cNvPicPr>
+                      <a:picLocks noChangeAspect="1" noChangeArrowheads="1"/>
+                    </pic:cNvPicPr>
+                  </pic:nvPicPr>
+                  <pic:blipFill>
+                    <a:blip r:embed="rId9" cstate="none"/>
+                    <a:srcRect/>
+                    <a:stretch>
+                      <a:fillRect/>
+                    </a:stretch>
+                  </pic:blipFill>
+                  <pic:spPr bwMode="auto">
+                    <a:xfrm>
+                      <a:off x="0" y="0"/>
+                      <a:ext cx="1047750" cy="790575"/>
+                    </a:xfrm>
+                    <a:prstGeom prst="rect">
+                      <a:avLst/>
+                    </a:prstGeom>
+                  </pic:spPr>
+                </pic:pic>
+              </a:graphicData>
+            </a:graphic>
+          </wp:inline>
+        </w:drawing>
+      </w:r>
+    </w:p>
+    <w:p>
+      <w:pPr>
+        <w:keepNext/>
+        <w:spacing w:after="120"/>
       </w:pPr>
       <w:r>
         <w:rPr>
@@ -161,12 +353,60 @@
         <w:t xml:space="preserve">Keep, Change, Flip (Mantener, cambiar, invertir)</w:t>
       </w:r>
       <w:r>
-        <w:t xml:space="preserve"> — A strategy for dividing fractions: keep the first number, change ÷ to ×, flip the second fraction</w:t>
-      </w:r>
-    </w:p>
-    <w:p>
-      <w:pPr>
-        <w:spacing w:after="60"/>
+        <w:t xml:space="preserve"> — A way to divide fractions: keep the first, change ÷ to ×, flip the second.</w:t>
+      </w:r>
+    </w:p>
+    <w:p>
+      <w:pPr>
+        <w:keepNext/>
+        <w:spacing w:after="20" w:before="80"/>
+        <w:jc w:val="center"/>
+      </w:pPr>
+      <w:r>
+        <w:drawing>
+          <wp:inline distT="0" distB="0" distL="0" distR="0">
+            <wp:extent cx="1047750" cy="790575"/>
+            <wp:effectExtent t="0" r="0" b="0" l="0"/>
+            <wp:docPr id="1" name="" descr="" title=""/>
+            <wp:cNvGraphicFramePr>
+              <a:graphicFrameLocks xmlns:a="http://schemas.openxmlformats.org/drawingml/2006/main" noChangeAspect="1"/>
+            </wp:cNvGraphicFramePr>
+            <a:graphic xmlns:a="http://schemas.openxmlformats.org/drawingml/2006/main">
+              <a:graphicData uri="http://schemas.openxmlformats.org/drawingml/2006/picture">
+                <pic:pic xmlns:pic="http://schemas.openxmlformats.org/drawingml/2006/picture">
+                  <pic:nvPicPr>
+                    <pic:cNvPr id="0" name="" descr=""/>
+                    <pic:cNvPicPr>
+                      <a:picLocks noChangeAspect="1" noChangeArrowheads="1"/>
+                    </pic:cNvPicPr>
+                  </pic:nvPicPr>
+                  <pic:blipFill>
+                    <a:blip r:embed="rId10" cstate="none"/>
+                    <a:srcRect/>
+                    <a:stretch>
+                      <a:fillRect/>
+                    </a:stretch>
+                  </pic:blipFill>
+                  <pic:spPr bwMode="auto">
+                    <a:xfrm>
+                      <a:off x="0" y="0"/>
+                      <a:ext cx="1047750" cy="790575"/>
+                    </a:xfrm>
+                    <a:prstGeom prst="rect">
+                      <a:avLst/>
+                    </a:prstGeom>
+                  </pic:spPr>
+                </pic:pic>
+              </a:graphicData>
+            </a:graphic>
+          </wp:inline>
+        </w:drawing>
+      </w:r>
+    </w:p>
+    <w:p>
+      <w:pPr>
+        <w:keepNext/>
+        <w:spacing w:after="120"/>
       </w:pPr>
       <w:r>
         <w:rPr>
@@ -176,7 +416,7 @@
         <w:t xml:space="preserve">Quotient (Cociente)</w:t>
       </w:r>
       <w:r>
-        <w:t xml:space="preserve"> — The result of a division problem</w:t>
+        <w:t xml:space="preserve"> — The answer when you divide.</w:t>
       </w:r>
     </w:p>
     <w:p>

--- a/lessons/2-2/homework.docx
+++ b/lessons/2-2/homework.docx
@@ -24,7 +24,7 @@
           <w:i/>
           <w:iCs/>
         </w:rPr>
-        <w:t xml:space="preserve">Lesson 2-2  •  Standard 6.NS.1</w:t>
+        <w:t xml:space="preserve">Lesson 2-2  •  Standard 6.NOS.1</w:t>
       </w:r>
     </w:p>
     <w:p>
@@ -1087,31 +1087,277 @@
           <w:b/>
           <w:bCs/>
         </w:rPr>
-        <w:t xml:space="preserve">6. What is 5 ÷ (1/4)?</w:t>
-      </w:r>
-    </w:p>
-    <w:p>
-      <w:pPr>
-        <w:spacing w:after="40" w:before="0"/>
-      </w:pPr>
-      <w:r>
-        <w:t xml:space="preserve">     A. 20</w:t>
-      </w:r>
-    </w:p>
-    <w:p>
-      <w:pPr>
-        <w:spacing w:after="40" w:before="0"/>
-      </w:pPr>
-      <w:r>
-        <w:t xml:space="preserve">     B. 5/4</w:t>
-      </w:r>
-    </w:p>
-    <w:p>
-      <w:pPr>
-        <w:spacing w:after="40" w:before="0"/>
-      </w:pPr>
-      <w:r>
-        <w:t xml:space="preserve">     C. 1.25</w:t>
+        <w:t xml:space="preserve">6. onLevel — Spot the Common Mistake</w:t>
+      </w:r>
+    </w:p>
+    <w:p>
+      <w:pPr>
+        <w:spacing w:after="40" w:before="0"/>
+      </w:pPr>
+      <w:r>
+        <w:t xml:space="preserve">   Step 1 (Read): A student is working on Divide Whole Numbers by Fractions.</w:t>
+      </w:r>
+    </w:p>
+    <w:p>
+      <w:pPr>
+        <w:spacing w:after="40" w:before="0"/>
+      </w:pPr>
+      <w:r>
+        <w:t xml:space="preserve">   Step 2 (Attempt): They ignored the rule: Dividing by a fraction is the same as multiplying by its reciprocal (the fraction flipped over).</w:t>
+      </w:r>
+    </w:p>
+    <w:p>
+      <w:pPr>
+        <w:spacing w:after="40" w:before="0"/>
+      </w:pPr>
+      <w:r>
+        <w:t xml:space="preserve">   Step 3 (Check): The answer does not match the math rule from class.</w:t>
+      </w:r>
+    </w:p>
+    <w:p>
+      <w:pPr>
+        <w:spacing w:after="60" w:before="0"/>
+      </w:pPr>
+      <w:r>
+        <w:rPr>
+          <w:i/>
+          <w:iCs/>
+        </w:rPr>
+        <w:t xml:space="preserve">Which step has the mistake? Explain and fix it:</w:t>
+      </w:r>
+    </w:p>
+    <w:p>
+      <w:pPr>
+        <w:spacing w:after="60" w:before="120"/>
+      </w:pPr>
+      <w:r>
+        <w:rPr>
+          <w:color w:val="BBBBBB"/>
+        </w:rPr>
+        <w:t xml:space="preserve">______________________________________________________________________</w:t>
+      </w:r>
+    </w:p>
+    <w:p>
+      <w:pPr>
+        <w:spacing w:after="60" w:before="120"/>
+      </w:pPr>
+      <w:r>
+        <w:rPr>
+          <w:color w:val="BBBBBB"/>
+        </w:rPr>
+        <w:t xml:space="preserve">______________________________________________________________________</w:t>
+      </w:r>
+    </w:p>
+    <w:p>
+      <w:pPr>
+        <w:spacing w:after="60" w:before="120"/>
+      </w:pPr>
+      <w:r>
+        <w:rPr>
+          <w:color w:val="BBBBBB"/>
+        </w:rPr>
+        <w:t xml:space="preserve">______________________________________________________________________</w:t>
+      </w:r>
+    </w:p>
+    <w:p>
+      <w:pPr>
+        <w:spacing w:after="80" w:before="0"/>
+      </w:pPr>
+      <w:r>
+        <w:rPr>
+          <w:b/>
+          <w:bCs/>
+        </w:rPr>
+        <w:t xml:space="preserve">7. Detective Park has 4 cups of flour. Each batch of evidence-cookies needs 1/2 cup. How many batches can he make?</w:t>
+      </w:r>
+    </w:p>
+    <w:p>
+      <w:pPr>
+        <w:spacing w:after="40" w:before="0"/>
+      </w:pPr>
+      <w:r>
+        <w:t xml:space="preserve">     A. 8</w:t>
+      </w:r>
+    </w:p>
+    <w:p>
+      <w:pPr>
+        <w:spacing w:after="40" w:before="0"/>
+      </w:pPr>
+      <w:r>
+        <w:t xml:space="preserve">     B. 2</w:t>
+      </w:r>
+    </w:p>
+    <w:p>
+      <w:pPr>
+        <w:spacing w:after="40" w:before="0"/>
+      </w:pPr>
+      <w:r>
+        <w:t xml:space="preserve">     C. 4</w:t>
+      </w:r>
+    </w:p>
+    <w:p>
+      <w:pPr>
+        <w:spacing w:after="40" w:before="0"/>
+      </w:pPr>
+      <w:r>
+        <w:t xml:space="preserve">     D. 6</w:t>
+      </w:r>
+    </w:p>
+    <w:p>
+      <w:pPr>
+        <w:spacing w:after="60" w:before="120"/>
+      </w:pPr>
+      <w:r>
+        <w:rPr>
+          <w:color w:val="BBBBBB"/>
+        </w:rPr>
+        <w:t xml:space="preserve">______________________________________________________________________</w:t>
+      </w:r>
+    </w:p>
+    <w:p>
+      <w:pPr>
+        <w:spacing w:after="80" w:before="0"/>
+      </w:pPr>
+      <w:r>
+        <w:rPr>
+          <w:b/>
+          <w:bCs/>
+        </w:rPr>
+        <w:t xml:space="preserve">8. The crew has 8 quarts of sports drink. Each detective's water bottle holds 4/5 of a quart. How many bottles can be filled?</w:t>
+      </w:r>
+    </w:p>
+    <w:p>
+      <w:pPr>
+        <w:spacing w:after="40" w:before="0"/>
+      </w:pPr>
+      <w:r>
+        <w:t xml:space="preserve">     A. 10</w:t>
+      </w:r>
+    </w:p>
+    <w:p>
+      <w:pPr>
+        <w:spacing w:after="40" w:before="0"/>
+      </w:pPr>
+      <w:r>
+        <w:t xml:space="preserve">     B. 5</w:t>
+      </w:r>
+    </w:p>
+    <w:p>
+      <w:pPr>
+        <w:spacing w:after="40" w:before="0"/>
+      </w:pPr>
+      <w:r>
+        <w:t xml:space="preserve">     C. 32/5</w:t>
+      </w:r>
+    </w:p>
+    <w:p>
+      <w:pPr>
+        <w:spacing w:after="40" w:before="0"/>
+      </w:pPr>
+      <w:r>
+        <w:t xml:space="preserve">     D. 12</w:t>
+      </w:r>
+    </w:p>
+    <w:p>
+      <w:pPr>
+        <w:spacing w:after="60" w:before="120"/>
+      </w:pPr>
+      <w:r>
+        <w:rPr>
+          <w:color w:val="BBBBBB"/>
+        </w:rPr>
+        <w:t xml:space="preserve">______________________________________________________________________</w:t>
+      </w:r>
+    </w:p>
+    <w:p>
+      <w:pPr>
+        <w:spacing w:after="80" w:before="0"/>
+      </w:pPr>
+      <w:r>
+        <w:rPr>
+          <w:b/>
+          <w:bCs/>
+        </w:rPr>
+        <w:t xml:space="preserve">9. There are 3 bags of trail mix. Each snack pouch needs 2/3 of a bag. How many full pouches can be filled, and is there a leftover?</w:t>
+      </w:r>
+    </w:p>
+    <w:p>
+      <w:pPr>
+        <w:spacing w:after="40" w:before="0"/>
+      </w:pPr>
+      <w:r>
+        <w:t xml:space="preserve">     A. 4 1/2 pouches (4 full, half a pouch left)</w:t>
+      </w:r>
+    </w:p>
+    <w:p>
+      <w:pPr>
+        <w:spacing w:after="40" w:before="0"/>
+      </w:pPr>
+      <w:r>
+        <w:t xml:space="preserve">     B. 4 pouches exactly</w:t>
+      </w:r>
+    </w:p>
+    <w:p>
+      <w:pPr>
+        <w:spacing w:after="40" w:before="0"/>
+      </w:pPr>
+      <w:r>
+        <w:t xml:space="preserve">     C. 2 pouches</w:t>
+      </w:r>
+    </w:p>
+    <w:p>
+      <w:pPr>
+        <w:spacing w:after="40" w:before="0"/>
+      </w:pPr>
+      <w:r>
+        <w:t xml:space="preserve">     D. 6 pouches</w:t>
+      </w:r>
+    </w:p>
+    <w:p>
+      <w:pPr>
+        <w:spacing w:after="60" w:before="120"/>
+      </w:pPr>
+      <w:r>
+        <w:rPr>
+          <w:color w:val="BBBBBB"/>
+        </w:rPr>
+        <w:t xml:space="preserve">______________________________________________________________________</w:t>
+      </w:r>
+    </w:p>
+    <w:p>
+      <w:pPr>
+        <w:spacing w:after="80" w:before="0"/>
+      </w:pPr>
+      <w:r>
+        <w:rPr>
+          <w:b/>
+          <w:bCs/>
+        </w:rPr>
+        <w:t xml:space="preserve">10. Detective Park bakes with 9 cups of batter. Each muffin pan holds 3/4 of a cup. How many pans can he fill?</w:t>
+      </w:r>
+    </w:p>
+    <w:p>
+      <w:pPr>
+        <w:spacing w:after="40" w:before="0"/>
+      </w:pPr>
+      <w:r>
+        <w:t xml:space="preserve">     A. 12</w:t>
+      </w:r>
+    </w:p>
+    <w:p>
+      <w:pPr>
+        <w:spacing w:after="40" w:before="0"/>
+      </w:pPr>
+      <w:r>
+        <w:t xml:space="preserve">     B. 6</w:t>
+      </w:r>
+    </w:p>
+    <w:p>
+      <w:pPr>
+        <w:spacing w:after="40" w:before="0"/>
+      </w:pPr>
+      <w:r>
+        <w:t xml:space="preserve">     C. 27/4</w:t>
       </w:r>
     </w:p>
     <w:p>
@@ -1120,171 +1366,6 @@
       </w:pPr>
       <w:r>
         <w:t xml:space="preserve">     D. 9</w:t>
-      </w:r>
-    </w:p>
-    <w:p>
-      <w:pPr>
-        <w:spacing w:after="60" w:before="120"/>
-      </w:pPr>
-      <w:r>
-        <w:rPr>
-          <w:color w:val="BBBBBB"/>
-        </w:rPr>
-        <w:t xml:space="preserve">______________________________________________________________________</w:t>
-      </w:r>
-    </w:p>
-    <w:p>
-      <w:pPr>
-        <w:spacing w:after="80" w:before="0"/>
-      </w:pPr>
-      <w:r>
-        <w:rPr>
-          <w:b/>
-          <w:bCs/>
-        </w:rPr>
-        <w:t xml:space="preserve">7. What is 8 ÷ (2/3)?</w:t>
-      </w:r>
-    </w:p>
-    <w:p>
-      <w:pPr>
-        <w:spacing w:after="40" w:before="0"/>
-      </w:pPr>
-      <w:r>
-        <w:t xml:space="preserve">     A. 12</w:t>
-      </w:r>
-    </w:p>
-    <w:p>
-      <w:pPr>
-        <w:spacing w:after="40" w:before="0"/>
-      </w:pPr>
-      <w:r>
-        <w:t xml:space="preserve">     B. 16/3</w:t>
-      </w:r>
-    </w:p>
-    <w:p>
-      <w:pPr>
-        <w:spacing w:after="40" w:before="0"/>
-      </w:pPr>
-      <w:r>
-        <w:t xml:space="preserve">     C. 5</w:t>
-      </w:r>
-    </w:p>
-    <w:p>
-      <w:pPr>
-        <w:spacing w:after="40" w:before="0"/>
-      </w:pPr>
-      <w:r>
-        <w:t xml:space="preserve">     D. 6</w:t>
-      </w:r>
-    </w:p>
-    <w:p>
-      <w:pPr>
-        <w:spacing w:after="60" w:before="120"/>
-      </w:pPr>
-      <w:r>
-        <w:rPr>
-          <w:color w:val="BBBBBB"/>
-        </w:rPr>
-        <w:t xml:space="preserve">______________________________________________________________________</w:t>
-      </w:r>
-    </w:p>
-    <w:p>
-      <w:pPr>
-        <w:spacing w:after="80" w:before="0"/>
-      </w:pPr>
-      <w:r>
-        <w:rPr>
-          <w:b/>
-          <w:bCs/>
-        </w:rPr>
-        <w:t xml:space="preserve">8. A 6-foot board is cut into 3/4-foot pieces. How many pieces?</w:t>
-      </w:r>
-    </w:p>
-    <w:p>
-      <w:pPr>
-        <w:spacing w:after="40" w:before="0"/>
-      </w:pPr>
-      <w:r>
-        <w:t xml:space="preserve">     A. 8</w:t>
-      </w:r>
-    </w:p>
-    <w:p>
-      <w:pPr>
-        <w:spacing w:after="40" w:before="0"/>
-      </w:pPr>
-      <w:r>
-        <w:t xml:space="preserve">     B. 4</w:t>
-      </w:r>
-    </w:p>
-    <w:p>
-      <w:pPr>
-        <w:spacing w:after="40" w:before="0"/>
-      </w:pPr>
-      <w:r>
-        <w:t xml:space="preserve">     C. 9</w:t>
-      </w:r>
-    </w:p>
-    <w:p>
-      <w:pPr>
-        <w:spacing w:after="40" w:before="0"/>
-      </w:pPr>
-      <w:r>
-        <w:t xml:space="preserve">     D. 18</w:t>
-      </w:r>
-    </w:p>
-    <w:p>
-      <w:pPr>
-        <w:spacing w:after="60" w:before="120"/>
-      </w:pPr>
-      <w:r>
-        <w:rPr>
-          <w:color w:val="BBBBBB"/>
-        </w:rPr>
-        <w:t xml:space="preserve">______________________________________________________________________</w:t>
-      </w:r>
-    </w:p>
-    <w:p>
-      <w:pPr>
-        <w:spacing w:after="80" w:before="0"/>
-      </w:pPr>
-      <w:r>
-        <w:rPr>
-          <w:b/>
-          <w:bCs/>
-        </w:rPr>
-        <w:t xml:space="preserve">9. What is 10 ÷ (5/6)?</w:t>
-      </w:r>
-    </w:p>
-    <w:p>
-      <w:pPr>
-        <w:spacing w:after="40" w:before="0"/>
-      </w:pPr>
-      <w:r>
-        <w:t xml:space="preserve">     A. 12</w:t>
-      </w:r>
-    </w:p>
-    <w:p>
-      <w:pPr>
-        <w:spacing w:after="40" w:before="0"/>
-      </w:pPr>
-      <w:r>
-        <w:t xml:space="preserve">     B. 2</w:t>
-      </w:r>
-    </w:p>
-    <w:p>
-      <w:pPr>
-        <w:spacing w:after="40" w:before="0"/>
-      </w:pPr>
-      <w:r>
-        <w:t xml:space="preserve">     C. 60</w:t>
-      </w:r>
-    </w:p>
-    <w:p>
-      <w:pPr>
-        <w:spacing w:after="40" w:before="0"/>
-      </w:pPr>
-      <w:r>
-        <w:t xml:space="preserve">     D. 8</w:t>
       </w:r>
     </w:p>
     <w:p>
@@ -1330,10 +1411,22 @@
     </w:p>
     <w:p>
       <w:pPr>
+        <w:spacing w:after="20" w:before="0"/>
+      </w:pPr>
+      <w:r>
+        <w:t xml:space="preserve">     6 ÷ 1/3 = 6 × 3/1 = 18. There are 18 thirds in 6 wholes.</w:t>
+      </w:r>
+    </w:p>
+    <w:p>
+      <w:pPr>
         <w:spacing w:after="80" w:before="0"/>
       </w:pPr>
       <w:r>
-        <w:t xml:space="preserve">     6 ÷ 1/3 = 6 × 3/1 = 18. There are 18 thirds in 6 wholes.</w:t>
+        <w:rPr>
+          <w:i/>
+          <w:iCs/>
+        </w:rPr>
+        <w:t xml:space="preserve">     Watch for: A common mistake in Divide Whole Numbers by Fractions is skipping the key idea: "Dividing by a fraction is the same as multiplying by its reciprocal (the fraction flipped over)." — always check your work against this rule before you submit.</w:t>
       </w:r>
     </w:p>
     <w:p>
@@ -1350,10 +1443,22 @@
     </w:p>
     <w:p>
       <w:pPr>
+        <w:spacing w:after="20" w:before="0"/>
+      </w:pPr>
+      <w:r>
+        <w:t xml:space="preserve">     3 ÷ 1/5 = 3 × 5/1 = 15. There are 15 fifths in 3 wholes.</w:t>
+      </w:r>
+    </w:p>
+    <w:p>
+      <w:pPr>
         <w:spacing w:after="80" w:before="0"/>
       </w:pPr>
       <w:r>
-        <w:t xml:space="preserve">     3 ÷ 1/5 = 3 × 5/1 = 15. There are 15 fifths in 3 wholes.</w:t>
+        <w:rPr>
+          <w:i/>
+          <w:iCs/>
+        </w:rPr>
+        <w:t xml:space="preserve">     Watch for: A common mistake in Divide Whole Numbers by Fractions is skipping the key idea: "Dividing by a fraction is the same as multiplying by its reciprocal (the fraction flipped over)." — always check your work against this rule before you submit.</w:t>
       </w:r>
     </w:p>
     <w:p>
@@ -1466,22 +1571,70 @@
     </w:p>
     <w:p>
       <w:pPr>
+        <w:spacing w:after="20" w:before="0"/>
+      </w:pPr>
+      <w:r>
+        <w:t xml:space="preserve">     6 ÷ 2/3 = 6 × 3/2 = 18/2 = 9. Keep 6, change ÷ to ×, flip 2/3 to 3/2.</w:t>
+      </w:r>
+    </w:p>
+    <w:p>
+      <w:pPr>
         <w:spacing w:after="80" w:before="0"/>
       </w:pPr>
       <w:r>
-        <w:t xml:space="preserve">     6 ÷ 2/3 = 6 × 3/2 = 18/2 = 9. Keep 6, change ÷ to ×, flip 2/3 to 3/2.</w:t>
-      </w:r>
-    </w:p>
-    <w:p>
-      <w:pPr>
-        <w:spacing w:after="40" w:before="0"/>
-      </w:pPr>
-      <w:r>
-        <w:rPr>
-          <w:b/>
-          <w:bCs/>
-        </w:rPr>
-        <w:t xml:space="preserve">6. A. 20</w:t>
+        <w:rPr>
+          <w:i/>
+          <w:iCs/>
+        </w:rPr>
+        <w:t xml:space="preserve">     Watch for: A common mistake in Divide Whole Numbers by Fractions is skipping the key idea: "Dividing by a fraction is the same as multiplying by its reciprocal (the fraction flipped over)." — always check your work against this rule before you submit.</w:t>
+      </w:r>
+    </w:p>
+    <w:p>
+      <w:pPr>
+        <w:spacing w:after="40" w:before="0"/>
+      </w:pPr>
+      <w:r>
+        <w:rPr>
+          <w:b/>
+          <w:bCs/>
+        </w:rPr>
+        <w:t xml:space="preserve">6. onLevel — Spot the Common Mistake</w:t>
+      </w:r>
+    </w:p>
+    <w:p>
+      <w:pPr>
+        <w:spacing w:after="20" w:before="0"/>
+      </w:pPr>
+      <w:r>
+        <w:t xml:space="preserve">     The mistake is in Step 2.</w:t>
+      </w:r>
+    </w:p>
+    <w:p>
+      <w:pPr>
+        <w:spacing w:after="20" w:before="0"/>
+      </w:pPr>
+      <w:r>
+        <w:t xml:space="preserve">     Correct work: Follow the key idea: Dividing by a fraction is the same as multiplying by its reciprocal (the fraction flipped over).</w:t>
+      </w:r>
+    </w:p>
+    <w:p>
+      <w:pPr>
+        <w:spacing w:after="40" w:before="0"/>
+      </w:pPr>
+      <w:r>
+        <w:rPr>
+          <w:b/>
+          <w:bCs/>
+        </w:rPr>
+        <w:t xml:space="preserve">7. A. 8</w:t>
+      </w:r>
+    </w:p>
+    <w:p>
+      <w:pPr>
+        <w:spacing w:after="20" w:before="0"/>
+      </w:pPr>
+      <w:r>
+        <w:t xml:space="preserve">     4 ÷ 1/2 = 4 × 2/1 = 8 batches. Each cup makes 2 half-cup batches.</w:t>
       </w:r>
     </w:p>
     <w:p>
@@ -1489,19 +1642,31 @@
         <w:spacing w:after="80" w:before="0"/>
       </w:pPr>
       <w:r>
-        <w:t xml:space="preserve">     Dividing by 1/4 means multiplying by 4: 5 × 4 = 20.</w:t>
-      </w:r>
-    </w:p>
-    <w:p>
-      <w:pPr>
-        <w:spacing w:after="40" w:before="0"/>
-      </w:pPr>
-      <w:r>
-        <w:rPr>
-          <w:b/>
-          <w:bCs/>
-        </w:rPr>
-        <w:t xml:space="preserve">7. A. 12</w:t>
+        <w:rPr>
+          <w:i/>
+          <w:iCs/>
+        </w:rPr>
+        <w:t xml:space="preserve">     Watch for: A common mistake in Divide Whole Numbers by Fractions is skipping the key idea: "Dividing by a fraction is the same as multiplying by its reciprocal (the fraction flipped over)." — always check your work against this rule before you submit.</w:t>
+      </w:r>
+    </w:p>
+    <w:p>
+      <w:pPr>
+        <w:spacing w:after="40" w:before="0"/>
+      </w:pPr>
+      <w:r>
+        <w:rPr>
+          <w:b/>
+          <w:bCs/>
+        </w:rPr>
+        <w:t xml:space="preserve">8. A. 10</w:t>
+      </w:r>
+    </w:p>
+    <w:p>
+      <w:pPr>
+        <w:spacing w:after="20" w:before="0"/>
+      </w:pPr>
+      <w:r>
+        <w:t xml:space="preserve">     8 ÷ 4/5 = 8 × 5/4 = 40/4 = 10 bottles.</w:t>
       </w:r>
     </w:p>
     <w:p>
@@ -1509,19 +1674,31 @@
         <w:spacing w:after="80" w:before="0"/>
       </w:pPr>
       <w:r>
-        <w:t xml:space="preserve">     8 ÷ (2/3) = 8 × (3/2) = 24/2 = 12.</w:t>
-      </w:r>
-    </w:p>
-    <w:p>
-      <w:pPr>
-        <w:spacing w:after="40" w:before="0"/>
-      </w:pPr>
-      <w:r>
-        <w:rPr>
-          <w:b/>
-          <w:bCs/>
-        </w:rPr>
-        <w:t xml:space="preserve">8. A. 8</w:t>
+        <w:rPr>
+          <w:i/>
+          <w:iCs/>
+        </w:rPr>
+        <w:t xml:space="preserve">     Watch for: A common mistake in Divide Whole Numbers by Fractions is skipping the key idea: "Dividing by a fraction is the same as multiplying by its reciprocal (the fraction flipped over)." — always check your work against this rule before you submit.</w:t>
+      </w:r>
+    </w:p>
+    <w:p>
+      <w:pPr>
+        <w:spacing w:after="40" w:before="0"/>
+      </w:pPr>
+      <w:r>
+        <w:rPr>
+          <w:b/>
+          <w:bCs/>
+        </w:rPr>
+        <w:t xml:space="preserve">9. A. 4 1/2 pouches (4 full, half a pouch left)</w:t>
+      </w:r>
+    </w:p>
+    <w:p>
+      <w:pPr>
+        <w:spacing w:after="20" w:before="0"/>
+      </w:pPr>
+      <w:r>
+        <w:t xml:space="preserve">     3 ÷ 2/3 = 3 × 3/2 = 9/2 = 4 1/2. You can fill 4 full pouches with half a pouch of mix left over.</w:t>
       </w:r>
     </w:p>
     <w:p>
@@ -1529,19 +1706,31 @@
         <w:spacing w:after="80" w:before="0"/>
       </w:pPr>
       <w:r>
-        <w:t xml:space="preserve">     6 ÷ (3/4) = 6 × (4/3) = 24/3 = 8 pieces.</w:t>
-      </w:r>
-    </w:p>
-    <w:p>
-      <w:pPr>
-        <w:spacing w:after="40" w:before="0"/>
-      </w:pPr>
-      <w:r>
-        <w:rPr>
-          <w:b/>
-          <w:bCs/>
-        </w:rPr>
-        <w:t xml:space="preserve">9. A. 12</w:t>
+        <w:rPr>
+          <w:i/>
+          <w:iCs/>
+        </w:rPr>
+        <w:t xml:space="preserve">     Watch for: A common mistake in Divide Whole Numbers by Fractions is skipping the key idea: "Dividing by a fraction is the same as multiplying by its reciprocal (the fraction flipped over)." — always check your work against this rule before you submit.</w:t>
+      </w:r>
+    </w:p>
+    <w:p>
+      <w:pPr>
+        <w:spacing w:after="40" w:before="0"/>
+      </w:pPr>
+      <w:r>
+        <w:rPr>
+          <w:b/>
+          <w:bCs/>
+        </w:rPr>
+        <w:t xml:space="preserve">10. A. 12</w:t>
+      </w:r>
+    </w:p>
+    <w:p>
+      <w:pPr>
+        <w:spacing w:after="20" w:before="0"/>
+      </w:pPr>
+      <w:r>
+        <w:t xml:space="preserve">     9 ÷ 3/4 = 9 × 4/3 = 36/3 = 12 pans.</w:t>
       </w:r>
     </w:p>
     <w:p>
@@ -1549,7 +1738,11 @@
         <w:spacing w:after="80" w:before="0"/>
       </w:pPr>
       <w:r>
-        <w:t xml:space="preserve">     10 ÷ (5/6) = 10 × (6/5) = 60/5 = 12.</w:t>
+        <w:rPr>
+          <w:i/>
+          <w:iCs/>
+        </w:rPr>
+        <w:t xml:space="preserve">     Watch for: A common mistake in Divide Whole Numbers by Fractions is skipping the key idea: "Dividing by a fraction is the same as multiplying by its reciprocal (the fraction flipped over)." — always check your work against this rule before you submit.</w:t>
       </w:r>
     </w:p>
     <w:sectPr>

--- a/lessons/2-2/homework.docx
+++ b/lessons/2-2/homework.docx
@@ -1095,23 +1095,23 @@
         <w:spacing w:after="40" w:before="0"/>
       </w:pPr>
       <w:r>
-        <w:t xml:space="preserve">   Step 1 (Read): A student is working on Divide Whole Numbers by Fractions.</w:t>
-      </w:r>
-    </w:p>
-    <w:p>
-      <w:pPr>
-        <w:spacing w:after="40" w:before="0"/>
-      </w:pPr>
-      <w:r>
-        <w:t xml:space="preserve">   Step 2 (Attempt): They ignored the rule: Dividing by a fraction is the same as multiplying by its reciprocal (the fraction flipped over).</w:t>
-      </w:r>
-    </w:p>
-    <w:p>
-      <w:pPr>
-        <w:spacing w:after="40" w:before="0"/>
-      </w:pPr>
-      <w:r>
-        <w:t xml:space="preserve">   Step 3 (Check): The answer does not match the math rule from class.</w:t>
+        <w:t xml:space="preserve">   Step 1 (Problem): 8 ÷ 3/4</w:t>
+      </w:r>
+    </w:p>
+    <w:p>
+      <w:pPr>
+        <w:spacing w:after="40" w:before="0"/>
+      </w:pPr>
+      <w:r>
+        <w:t xml:space="preserve">   Step 2 (Keep, Change, Flip): Flipped the wrong number — wrote 1/8 × 3/4 instead of 8 × 4/3</w:t>
+      </w:r>
+    </w:p>
+    <w:p>
+      <w:pPr>
+        <w:spacing w:after="40" w:before="0"/>
+      </w:pPr>
+      <w:r>
+        <w:t xml:space="preserve">   Step 3 (Multiply): 1/8 × 3/4 = 3/32</w:t>
       </w:r>
     </w:p>
     <w:p>
@@ -1426,7 +1426,7 @@
           <w:i/>
           <w:iCs/>
         </w:rPr>
-        <w:t xml:space="preserve">     Watch for: A common mistake in Divide Whole Numbers by Fractions is skipping the key idea: "Dividing by a fraction is the same as multiplying by its reciprocal (the fraction flipped over)." — always check your work against this rule before you submit.</w:t>
+        <w:t xml:space="preserve">     Watch for: A common mistake in Divide Whole Numbers by Fractions is doing 'Keep, Change' but skipping the 'Flip' — students multiply by the divisor as it is instead of by its reciprocal. For example, for 6 ÷ 3/4, a student might write 6 × 3/4 = 4 1/2 and stop there, but the divisor 3/4 must be flipped to 4/3 first: 6 × 4/3 = 24/3 = 8. Before you submit, check: did I flip the second fraction (the divisor) upside down before multiplying?</w:t>
       </w:r>
     </w:p>
     <w:p>
@@ -1458,7 +1458,7 @@
           <w:i/>
           <w:iCs/>
         </w:rPr>
-        <w:t xml:space="preserve">     Watch for: A common mistake in Divide Whole Numbers by Fractions is skipping the key idea: "Dividing by a fraction is the same as multiplying by its reciprocal (the fraction flipped over)." — always check your work against this rule before you submit.</w:t>
+        <w:t xml:space="preserve">     Watch for: A common mistake in Divide Whole Numbers by Fractions is doing 'Keep, Change' but skipping the 'Flip' — students multiply by the divisor as it is instead of by its reciprocal. For example, for 6 ÷ 3/4, a student might write 6 × 3/4 = 4 1/2 and stop there, but the divisor 3/4 must be flipped to 4/3 first: 6 × 4/3 = 24/3 = 8. Before you submit, check: did I flip the second fraction (the divisor) upside down before multiplying?</w:t>
       </w:r>
     </w:p>
     <w:p>
@@ -1586,7 +1586,7 @@
           <w:i/>
           <w:iCs/>
         </w:rPr>
-        <w:t xml:space="preserve">     Watch for: A common mistake in Divide Whole Numbers by Fractions is skipping the key idea: "Dividing by a fraction is the same as multiplying by its reciprocal (the fraction flipped over)." — always check your work against this rule before you submit.</w:t>
+        <w:t xml:space="preserve">     Watch for: A common mistake in Divide Whole Numbers by Fractions is doing 'Keep, Change' but skipping the 'Flip' — students multiply by the divisor as it is instead of by its reciprocal. For example, for 6 ÷ 3/4, a student might write 6 × 3/4 = 4 1/2 and stop there, but the divisor 3/4 must be flipped to 4/3 first: 6 × 4/3 = 24/3 = 8. Before you submit, check: did I flip the second fraction (the divisor) upside down before multiplying?</w:t>
       </w:r>
     </w:p>
     <w:p>
@@ -1614,7 +1614,7 @@
         <w:spacing w:after="20" w:before="0"/>
       </w:pPr>
       <w:r>
-        <w:t xml:space="preserve">     Correct work: Follow the key idea: Dividing by a fraction is the same as multiplying by its reciprocal (the fraction flipped over).</w:t>
+        <w:t xml:space="preserve">     Correct work: Keep the dividend 8 the same and flip only the divisor: 8 × 4/3 = 32/3 = 10 2/3. The mistake was flipping the whole number 8 into 1/8 instead of flipping the divisor 3/4 into 4/3.</w:t>
       </w:r>
     </w:p>
     <w:p>
@@ -1646,7 +1646,7 @@
           <w:i/>
           <w:iCs/>
         </w:rPr>
-        <w:t xml:space="preserve">     Watch for: A common mistake in Divide Whole Numbers by Fractions is skipping the key idea: "Dividing by a fraction is the same as multiplying by its reciprocal (the fraction flipped over)." — always check your work against this rule before you submit.</w:t>
+        <w:t xml:space="preserve">     Watch for: A common mistake in Divide Whole Numbers by Fractions is doing 'Keep, Change' but skipping the 'Flip' — students multiply by the divisor as it is instead of by its reciprocal. For example, for 6 ÷ 3/4, a student might write 6 × 3/4 = 4 1/2 and stop there, but the divisor 3/4 must be flipped to 4/3 first: 6 × 4/3 = 24/3 = 8. Before you submit, check: did I flip the second fraction (the divisor) upside down before multiplying?</w:t>
       </w:r>
     </w:p>
     <w:p>
@@ -1678,7 +1678,7 @@
           <w:i/>
           <w:iCs/>
         </w:rPr>
-        <w:t xml:space="preserve">     Watch for: A common mistake in Divide Whole Numbers by Fractions is skipping the key idea: "Dividing by a fraction is the same as multiplying by its reciprocal (the fraction flipped over)." — always check your work against this rule before you submit.</w:t>
+        <w:t xml:space="preserve">     Watch for: A common mistake in Divide Whole Numbers by Fractions is doing 'Keep, Change' but skipping the 'Flip' — students multiply by the divisor as it is instead of by its reciprocal. For example, for 6 ÷ 3/4, a student might write 6 × 3/4 = 4 1/2 and stop there, but the divisor 3/4 must be flipped to 4/3 first: 6 × 4/3 = 24/3 = 8. Before you submit, check: did I flip the second fraction (the divisor) upside down before multiplying?</w:t>
       </w:r>
     </w:p>
     <w:p>
@@ -1710,7 +1710,7 @@
           <w:i/>
           <w:iCs/>
         </w:rPr>
-        <w:t xml:space="preserve">     Watch for: A common mistake in Divide Whole Numbers by Fractions is skipping the key idea: "Dividing by a fraction is the same as multiplying by its reciprocal (the fraction flipped over)." — always check your work against this rule before you submit.</w:t>
+        <w:t xml:space="preserve">     Watch for: A common mistake in Divide Whole Numbers by Fractions is doing 'Keep, Change' but skipping the 'Flip' — students multiply by the divisor as it is instead of by its reciprocal. For example, for 6 ÷ 3/4, a student might write 6 × 3/4 = 4 1/2 and stop there, but the divisor 3/4 must be flipped to 4/3 first: 6 × 4/3 = 24/3 = 8. Before you submit, check: did I flip the second fraction (the divisor) upside down before multiplying?</w:t>
       </w:r>
     </w:p>
     <w:p>
@@ -1742,7 +1742,7 @@
           <w:i/>
           <w:iCs/>
         </w:rPr>
-        <w:t xml:space="preserve">     Watch for: A common mistake in Divide Whole Numbers by Fractions is skipping the key idea: "Dividing by a fraction is the same as multiplying by its reciprocal (the fraction flipped over)." — always check your work against this rule before you submit.</w:t>
+        <w:t xml:space="preserve">     Watch for: A common mistake in Divide Whole Numbers by Fractions is doing 'Keep, Change' but skipping the 'Flip' — students multiply by the divisor as it is instead of by its reciprocal. For example, for 6 ÷ 3/4, a student might write 6 × 3/4 = 4 1/2 and stop there, but the divisor 3/4 must be flipped to 4/3 first: 6 × 4/3 = 24/3 = 8. Before you submit, check: did I flip the second fraction (the divisor) upside down before multiplying?</w:t>
       </w:r>
     </w:p>
     <w:sectPr>

--- a/lessons/2-2/homework.docx
+++ b/lessons/2-2/homework.docx
@@ -12,7 +12,7 @@
           <w:b/>
           <w:bCs/>
         </w:rPr>
-        <w:t xml:space="preserve">Divide Whole Numbers by Fractions — Homework</w:t>
+        <w:t xml:space="preserve">Display Data: Histograms — Homework</w:t>
       </w:r>
     </w:p>
     <w:p>
@@ -24,7 +24,7 @@
           <w:i/>
           <w:iCs/>
         </w:rPr>
-        <w:t xml:space="preserve">Lesson 2-2  •  Standard 6.NOS.1</w:t>
+        <w:t xml:space="preserve">Lesson 8-6  •  Standard 6.DS.5</w:t>
       </w:r>
     </w:p>
     <w:p>
@@ -80,7 +80,7 @@
         <w:spacing w:after="60" w:before="0"/>
       </w:pPr>
       <w:r>
-        <w:t xml:space="preserve">Content: I can divide a whole number by a fraction by multiplying by the reciprocal.</w:t>
+        <w:t xml:space="preserve">Content: I can make and read a histogram to display data in intervals.</w:t>
       </w:r>
     </w:p>
     <w:p>
@@ -88,7 +88,7 @@
         <w:spacing w:after="60" w:before="0"/>
       </w:pPr>
       <w:r>
-        <w:t xml:space="preserve">Language: I can explain my steps using the words fraction, reciprocal, quotient, and Keep, Change, Flip.</w:t>
+        <w:t xml:space="preserve">Language: I can explain my histogram using the words histogram, frequency, interval, and distribution.</w:t>
       </w:r>
     </w:p>
     <w:p>
@@ -161,10 +161,10 @@
           <w:b/>
           <w:bCs/>
         </w:rPr>
-        <w:t xml:space="preserve">Whole Number (Número entero)</w:t>
-      </w:r>
-      <w:r>
-        <w:t xml:space="preserve"> — A counting number with no fraction or decimal, like 0, 1, 2, 3.</w:t>
+        <w:t xml:space="preserve">Histogram (Histograma)</w:t>
+      </w:r>
+      <w:r>
+        <w:t xml:space="preserve"> — A bar graph that groups data into equal ranges. The bars touch.</w:t>
       </w:r>
     </w:p>
     <w:p>
@@ -224,10 +224,73 @@
           <w:b/>
           <w:bCs/>
         </w:rPr>
-        <w:t xml:space="preserve">Fraction (Fracción)</w:t>
-      </w:r>
-      <w:r>
-        <w:t xml:space="preserve"> — A number that shows part of a whole, like 3/4.</w:t>
+        <w:t xml:space="preserve">Frequency (Frecuencia)</w:t>
+      </w:r>
+      <w:r>
+        <w:t xml:space="preserve"> — How many times a value shows up.</w:t>
+      </w:r>
+    </w:p>
+    <w:p>
+      <w:pPr>
+        <w:keepNext/>
+        <w:spacing w:after="20" w:before="80"/>
+        <w:jc w:val="center"/>
+      </w:pPr>
+      <w:r>
+        <w:drawing>
+          <wp:inline distT="0" distB="0" distL="0" distR="0">
+            <wp:extent cx="1047750" cy="790575"/>
+            <wp:effectExtent t="0" r="0" b="0" l="0"/>
+            <wp:docPr id="1" name="" descr="" title=""/>
+            <wp:cNvGraphicFramePr>
+              <a:graphicFrameLocks xmlns:a="http://schemas.openxmlformats.org/drawingml/2006/main" noChangeAspect="1"/>
+            </wp:cNvGraphicFramePr>
+            <a:graphic xmlns:a="http://schemas.openxmlformats.org/drawingml/2006/main">
+              <a:graphicData uri="http://schemas.openxmlformats.org/drawingml/2006/picture">
+                <pic:pic xmlns:pic="http://schemas.openxmlformats.org/drawingml/2006/picture">
+                  <pic:nvPicPr>
+                    <pic:cNvPr id="0" name="" descr=""/>
+                    <pic:cNvPicPr>
+                      <a:picLocks noChangeAspect="1" noChangeArrowheads="1"/>
+                    </pic:cNvPicPr>
+                  </pic:nvPicPr>
+                  <pic:blipFill>
+                    <a:blip r:embed="rId7" cstate="none"/>
+                    <a:srcRect/>
+                    <a:stretch>
+                      <a:fillRect/>
+                    </a:stretch>
+                  </pic:blipFill>
+                  <pic:spPr bwMode="auto">
+                    <a:xfrm>
+                      <a:off x="0" y="0"/>
+                      <a:ext cx="1047750" cy="790575"/>
+                    </a:xfrm>
+                    <a:prstGeom prst="rect">
+                      <a:avLst/>
+                    </a:prstGeom>
+                  </pic:spPr>
+                </pic:pic>
+              </a:graphicData>
+            </a:graphic>
+          </wp:inline>
+        </w:drawing>
+      </w:r>
+    </w:p>
+    <w:p>
+      <w:pPr>
+        <w:keepNext/>
+        <w:spacing w:after="120"/>
+      </w:pPr>
+      <w:r>
+        <w:rPr>
+          <w:b/>
+          <w:bCs/>
+        </w:rPr>
+        <w:t xml:space="preserve">Interval (Intervalo)</w:t>
+      </w:r>
+      <w:r>
+        <w:t xml:space="preserve"> — A range of numbers used to group data.</w:t>
       </w:r>
     </w:p>
     <w:p>
@@ -287,73 +350,10 @@
           <w:b/>
           <w:bCs/>
         </w:rPr>
-        <w:t xml:space="preserve">Reciprocal (Recíproco)</w:t>
-      </w:r>
-      <w:r>
-        <w:t xml:space="preserve"> — A fraction turned upside down.</w:t>
-      </w:r>
-    </w:p>
-    <w:p>
-      <w:pPr>
-        <w:keepNext/>
-        <w:spacing w:after="20" w:before="80"/>
-        <w:jc w:val="center"/>
-      </w:pPr>
-      <w:r>
-        <w:drawing>
-          <wp:inline distT="0" distB="0" distL="0" distR="0">
-            <wp:extent cx="1047750" cy="790575"/>
-            <wp:effectExtent t="0" r="0" b="0" l="0"/>
-            <wp:docPr id="1" name="" descr="" title=""/>
-            <wp:cNvGraphicFramePr>
-              <a:graphicFrameLocks xmlns:a="http://schemas.openxmlformats.org/drawingml/2006/main" noChangeAspect="1"/>
-            </wp:cNvGraphicFramePr>
-            <a:graphic xmlns:a="http://schemas.openxmlformats.org/drawingml/2006/main">
-              <a:graphicData uri="http://schemas.openxmlformats.org/drawingml/2006/picture">
-                <pic:pic xmlns:pic="http://schemas.openxmlformats.org/drawingml/2006/picture">
-                  <pic:nvPicPr>
-                    <pic:cNvPr id="0" name="" descr=""/>
-                    <pic:cNvPicPr>
-                      <a:picLocks noChangeAspect="1" noChangeArrowheads="1"/>
-                    </pic:cNvPicPr>
-                  </pic:nvPicPr>
-                  <pic:blipFill>
-                    <a:blip r:embed="rId9" cstate="none"/>
-                    <a:srcRect/>
-                    <a:stretch>
-                      <a:fillRect/>
-                    </a:stretch>
-                  </pic:blipFill>
-                  <pic:spPr bwMode="auto">
-                    <a:xfrm>
-                      <a:off x="0" y="0"/>
-                      <a:ext cx="1047750" cy="790575"/>
-                    </a:xfrm>
-                    <a:prstGeom prst="rect">
-                      <a:avLst/>
-                    </a:prstGeom>
-                  </pic:spPr>
-                </pic:pic>
-              </a:graphicData>
-            </a:graphic>
-          </wp:inline>
-        </w:drawing>
-      </w:r>
-    </w:p>
-    <w:p>
-      <w:pPr>
-        <w:keepNext/>
-        <w:spacing w:after="120"/>
-      </w:pPr>
-      <w:r>
-        <w:rPr>
-          <w:b/>
-          <w:bCs/>
-        </w:rPr>
-        <w:t xml:space="preserve">Keep, Change, Flip (Mantener, cambiar, invertir)</w:t>
-      </w:r>
-      <w:r>
-        <w:t xml:space="preserve"> — A way to divide fractions: keep the first, change ÷ to ×, flip the second.</w:t>
+        <w:t xml:space="preserve">Distribution (Distribución)</w:t>
+      </w:r>
+      <w:r>
+        <w:t xml:space="preserve"> — How the data is spread out.</w:t>
       </w:r>
     </w:p>
     <w:p>
@@ -413,10 +413,10 @@
           <w:b/>
           <w:bCs/>
         </w:rPr>
-        <w:t xml:space="preserve">Quotient (Cociente)</w:t>
-      </w:r>
-      <w:r>
-        <w:t xml:space="preserve"> — The answer when you divide.</w:t>
+        <w:t xml:space="preserve">Variability (Variabilidad)</w:t>
+      </w:r>
+      <w:r>
+        <w:t xml:space="preserve"> — How spread out the numbers are.</w:t>
       </w:r>
     </w:p>
     <w:p>
@@ -453,39 +453,39 @@
           <w:b/>
           <w:bCs/>
         </w:rPr>
-        <w:t xml:space="preserve">1. What is 6 ÷ 1/3?</w:t>
-      </w:r>
-    </w:p>
-    <w:p>
-      <w:pPr>
-        <w:spacing w:after="40" w:before="0"/>
-      </w:pPr>
-      <w:r>
-        <w:t xml:space="preserve">     A. 18</w:t>
-      </w:r>
-    </w:p>
-    <w:p>
-      <w:pPr>
-        <w:spacing w:after="40" w:before="0"/>
-      </w:pPr>
-      <w:r>
-        <w:t xml:space="preserve">     B. 2</w:t>
-      </w:r>
-    </w:p>
-    <w:p>
-      <w:pPr>
-        <w:spacing w:after="40" w:before="0"/>
-      </w:pPr>
-      <w:r>
-        <w:t xml:space="preserve">     C. 6/3</w:t>
-      </w:r>
-    </w:p>
-    <w:p>
-      <w:pPr>
-        <w:spacing w:after="40" w:before="0"/>
-      </w:pPr>
-      <w:r>
-        <w:t xml:space="preserve">     D. 3</w:t>
+        <w:t xml:space="preserve">1. A histogram shows these frequencies: 0–4: 3 players, 5–9: 8 players, 10–14: 12 players, 15–19: 5 players. How many players are represented in total?</w:t>
+      </w:r>
+    </w:p>
+    <w:p>
+      <w:pPr>
+        <w:spacing w:after="40" w:before="0"/>
+      </w:pPr>
+      <w:r>
+        <w:t xml:space="preserve">     A. 20</w:t>
+      </w:r>
+    </w:p>
+    <w:p>
+      <w:pPr>
+        <w:spacing w:after="40" w:before="0"/>
+      </w:pPr>
+      <w:r>
+        <w:t xml:space="preserve">     B. 15</w:t>
+      </w:r>
+    </w:p>
+    <w:p>
+      <w:pPr>
+        <w:spacing w:after="40" w:before="0"/>
+      </w:pPr>
+      <w:r>
+        <w:t xml:space="preserve">     C. 28</w:t>
+      </w:r>
+    </w:p>
+    <w:p>
+      <w:pPr>
+        <w:spacing w:after="40" w:before="0"/>
+      </w:pPr>
+      <w:r>
+        <w:t xml:space="preserve">     D. 12</w:t>
       </w:r>
     </w:p>
     <w:p>
@@ -508,39 +508,39 @@
           <w:b/>
           <w:bCs/>
         </w:rPr>
-        <w:t xml:space="preserve">2. What is 3 ÷ 1/5?</w:t>
-      </w:r>
-    </w:p>
-    <w:p>
-      <w:pPr>
-        <w:spacing w:after="40" w:before="0"/>
-      </w:pPr>
-      <w:r>
-        <w:t xml:space="preserve">     A. 15</w:t>
-      </w:r>
-    </w:p>
-    <w:p>
-      <w:pPr>
-        <w:spacing w:after="40" w:before="0"/>
-      </w:pPr>
-      <w:r>
-        <w:t xml:space="preserve">     B. 3/5</w:t>
-      </w:r>
-    </w:p>
-    <w:p>
-      <w:pPr>
-        <w:spacing w:after="40" w:before="0"/>
-      </w:pPr>
-      <w:r>
-        <w:t xml:space="preserve">     C. 5/3</w:t>
-      </w:r>
-    </w:p>
-    <w:p>
-      <w:pPr>
-        <w:spacing w:after="40" w:before="0"/>
-      </w:pPr>
-      <w:r>
-        <w:t xml:space="preserve">     D. 8</w:t>
+        <w:t xml:space="preserve">2. In a histogram, what does the height of each bar represent?</w:t>
+      </w:r>
+    </w:p>
+    <w:p>
+      <w:pPr>
+        <w:spacing w:after="40" w:before="0"/>
+      </w:pPr>
+      <w:r>
+        <w:t xml:space="preserve">     A. The average of the data in that interval</w:t>
+      </w:r>
+    </w:p>
+    <w:p>
+      <w:pPr>
+        <w:spacing w:after="40" w:before="0"/>
+      </w:pPr>
+      <w:r>
+        <w:t xml:space="preserve">     B. The range of the interval</w:t>
+      </w:r>
+    </w:p>
+    <w:p>
+      <w:pPr>
+        <w:spacing w:after="40" w:before="0"/>
+      </w:pPr>
+      <w:r>
+        <w:t xml:space="preserve">     C. The median of the data</w:t>
+      </w:r>
+    </w:p>
+    <w:p>
+      <w:pPr>
+        <w:spacing w:after="40" w:before="0"/>
+      </w:pPr>
+      <w:r>
+        <w:t xml:space="preserve">     D. The frequency (count) of data in that interval</w:t>
       </w:r>
     </w:p>
     <w:p>
@@ -563,271 +563,7 @@
           <w:b/>
           <w:bCs/>
         </w:rPr>
-        <w:t xml:space="preserve">3. Complete the table: Whole Number ÷ Fraction. Use Keep, Change, Flip.</w:t>
-      </w:r>
-    </w:p>
-    <w:tbl>
-      <w:tblPr>
-        <w:tblW w:type="pct" w:w="100%"/>
-        <w:tblBorders>
-          <w:top w:val="single" w:color="auto" w:sz="4"/>
-          <w:left w:val="single" w:color="auto" w:sz="4"/>
-          <w:bottom w:val="single" w:color="auto" w:sz="4"/>
-          <w:right w:val="single" w:color="auto" w:sz="4"/>
-          <w:insideH w:val="single" w:color="auto" w:sz="4"/>
-          <w:insideV w:val="single" w:color="auto" w:sz="4"/>
-        </w:tblBorders>
-      </w:tblPr>
-      <w:tblGrid>
-        <w:gridCol w:w="100"/>
-        <w:gridCol w:w="100"/>
-        <w:gridCol w:w="100"/>
-      </w:tblGrid>
-      <w:tr>
-        <w:trPr>
-          <w:tblHeader/>
-        </w:trPr>
-        <w:tc>
-          <w:tcPr>
-            <w:tcW w:type="pct" w:w="33%"/>
-          </w:tcPr>
-          <w:p>
-            <w:r>
-              <w:rPr>
-                <w:b/>
-                <w:bCs/>
-              </w:rPr>
-              <w:t xml:space="preserve">Expression</w:t>
-            </w:r>
-          </w:p>
-        </w:tc>
-        <w:tc>
-          <w:tcPr>
-            <w:tcW w:type="pct" w:w="33%"/>
-          </w:tcPr>
-          <w:p>
-            <w:r>
-              <w:rPr>
-                <w:b/>
-                <w:bCs/>
-              </w:rPr>
-              <w:t xml:space="preserve">Rewrite as Multiplication</w:t>
-            </w:r>
-          </w:p>
-        </w:tc>
-        <w:tc>
-          <w:tcPr>
-            <w:tcW w:type="pct" w:w="33%"/>
-          </w:tcPr>
-          <w:p>
-            <w:r>
-              <w:rPr>
-                <w:b/>
-                <w:bCs/>
-              </w:rPr>
-              <w:t xml:space="preserve">Quotient</w:t>
-            </w:r>
-          </w:p>
-        </w:tc>
-      </w:tr>
-      <w:tr>
-        <w:tc>
-          <w:tcPr>
-            <w:tcW w:type="pct" w:w="33%"/>
-          </w:tcPr>
-          <w:p>
-            <w:r>
-              <w:rPr>
-                <w:b w:val="false"/>
-                <w:bCs w:val="false"/>
-              </w:rPr>
-              <w:t xml:space="preserve">5 ÷ 1/4</w:t>
-            </w:r>
-          </w:p>
-        </w:tc>
-        <w:tc>
-          <w:tcPr>
-            <w:tcW w:type="pct" w:w="33%"/>
-          </w:tcPr>
-          <w:p>
-            <w:r>
-              <w:rPr>
-                <w:b w:val="false"/>
-                <w:bCs w:val="false"/>
-              </w:rPr>
-              <w:t xml:space="preserve">5 × 4/1</w:t>
-            </w:r>
-          </w:p>
-        </w:tc>
-        <w:tc>
-          <w:tcPr>
-            <w:tcW w:type="pct" w:w="33%"/>
-          </w:tcPr>
-          <w:p>
-            <w:r>
-              <w:rPr>
-                <w:b w:val="false"/>
-                <w:bCs w:val="false"/>
-              </w:rPr>
-              <w:t xml:space="preserve">20</w:t>
-            </w:r>
-          </w:p>
-        </w:tc>
-      </w:tr>
-      <w:tr>
-        <w:tc>
-          <w:tcPr>
-            <w:tcW w:type="pct" w:w="33%"/>
-          </w:tcPr>
-          <w:p>
-            <w:r>
-              <w:rPr>
-                <w:b w:val="false"/>
-                <w:bCs w:val="false"/>
-              </w:rPr>
-              <w:t xml:space="preserve">8 ÷ 1/2</w:t>
-            </w:r>
-          </w:p>
-        </w:tc>
-        <w:tc>
-          <w:tcPr>
-            <w:tcW w:type="pct" w:w="33%"/>
-          </w:tcPr>
-          <w:p>
-            <w:r>
-              <w:rPr>
-                <w:b w:val="false"/>
-                <w:bCs w:val="false"/>
-              </w:rPr>
-              <w:t xml:space="preserve">8 × 2/1</w:t>
-            </w:r>
-          </w:p>
-        </w:tc>
-        <w:tc>
-          <w:tcPr>
-            <w:tcW w:type="pct" w:w="33%"/>
-          </w:tcPr>
-          <w:p>
-            <w:r>
-              <w:rPr>
-                <w:b w:val="false"/>
-                <w:bCs w:val="false"/>
-              </w:rPr>
-              <w:t xml:space="preserve">16</w:t>
-            </w:r>
-          </w:p>
-        </w:tc>
-      </w:tr>
-      <w:tr>
-        <w:tc>
-          <w:tcPr>
-            <w:tcW w:type="pct" w:w="33%"/>
-          </w:tcPr>
-          <w:p>
-            <w:r>
-              <w:rPr>
-                <w:b w:val="false"/>
-                <w:bCs w:val="false"/>
-              </w:rPr>
-              <w:t xml:space="preserve">3 ÷ 1/6</w:t>
-            </w:r>
-          </w:p>
-        </w:tc>
-        <w:tc>
-          <w:tcPr>
-            <w:tcW w:type="pct" w:w="33%"/>
-          </w:tcPr>
-          <w:p>
-            <w:r>
-              <w:rPr>
-                <w:b w:val="false"/>
-                <w:bCs w:val="false"/>
-              </w:rPr>
-              <w:t xml:space="preserve">3 × 6/1</w:t>
-            </w:r>
-          </w:p>
-        </w:tc>
-        <w:tc>
-          <w:tcPr>
-            <w:tcW w:type="pct" w:w="33%"/>
-          </w:tcPr>
-          <w:p>
-            <w:r>
-              <w:rPr>
-                <w:b w:val="false"/>
-                <w:bCs w:val="false"/>
-              </w:rPr>
-              <w:t xml:space="preserve">18</w:t>
-            </w:r>
-          </w:p>
-        </w:tc>
-      </w:tr>
-      <w:tr>
-        <w:tc>
-          <w:tcPr>
-            <w:tcW w:type="pct" w:w="33%"/>
-          </w:tcPr>
-          <w:p>
-            <w:r>
-              <w:rPr>
-                <w:b w:val="false"/>
-                <w:bCs w:val="false"/>
-              </w:rPr>
-              <w:t xml:space="preserve">7 ÷ 1/3</w:t>
-            </w:r>
-          </w:p>
-        </w:tc>
-        <w:tc>
-          <w:tcPr>
-            <w:tcW w:type="pct" w:w="33%"/>
-          </w:tcPr>
-          <w:p>
-            <w:r>
-              <w:rPr>
-                <w:b w:val="false"/>
-                <w:bCs w:val="false"/>
-              </w:rPr>
-              <w:t xml:space="preserve">7 × 3/1</w:t>
-            </w:r>
-          </w:p>
-        </w:tc>
-        <w:tc>
-          <w:tcPr>
-            <w:tcW w:type="pct" w:w="33%"/>
-          </w:tcPr>
-          <w:p>
-            <w:r>
-              <w:rPr>
-                <w:b w:val="false"/>
-                <w:bCs w:val="false"/>
-              </w:rPr>
-              <w:t xml:space="preserve">21</w:t>
-            </w:r>
-          </w:p>
-        </w:tc>
-      </w:tr>
-    </w:tbl>
-    <w:p>
-      <w:pPr>
-        <w:spacing w:after="60" w:before="120"/>
-      </w:pPr>
-      <w:r>
-        <w:rPr>
-          <w:color w:val="BBBBBB"/>
-        </w:rPr>
-        <w:t xml:space="preserve">______________________________________________________________________</w:t>
-      </w:r>
-    </w:p>
-    <w:p>
-      <w:pPr>
-        <w:spacing w:after="80" w:before="0"/>
-      </w:pPr>
-      <w:r>
-        <w:rPr>
-          <w:b/>
-          <w:bCs/>
-        </w:rPr>
-        <w:t xml:space="preserve">4. Match each division expression to its quotient.</w:t>
+        <w:t xml:space="preserve">3. Complete the table.</w:t>
       </w:r>
     </w:p>
     <w:tbl>
@@ -860,7 +596,7 @@
                 <w:b/>
                 <w:bCs/>
               </w:rPr>
-              <w:t xml:space="preserve">Item</w:t>
+              <w:t xml:space="preserve">Interval (Yards)</w:t>
             </w:r>
           </w:p>
         </w:tc>
@@ -874,7 +610,7 @@
                 <w:b/>
                 <w:bCs/>
               </w:rPr>
-              <w:t xml:space="preserve">Answer choices</w:t>
+              <w:t xml:space="preserve">Frequency</w:t>
             </w:r>
           </w:p>
         </w:tc>
@@ -886,17 +622,25 @@
           </w:tcPr>
           <w:p>
             <w:r>
-              <w:t xml:space="preserve">____  4 ÷ 1/3</w:t>
-            </w:r>
-          </w:p>
-        </w:tc>
-        <w:tc>
-          <w:tcPr>
-            <w:tcW w:type="pct" w:w="50%"/>
-          </w:tcPr>
-          <w:p>
-            <w:r>
-              <w:t xml:space="preserve">F. 30</w:t>
+              <w:rPr>
+                <w:b w:val="false"/>
+                <w:bCs w:val="false"/>
+              </w:rPr>
+              <w:t xml:space="preserve">Player rushing yards per game: 0, 5, 12, 15, 18, 22, 25, 28, 31, 35, 40, 45</w:t>
+            </w:r>
+          </w:p>
+        </w:tc>
+        <w:tc>
+          <w:tcPr>
+            <w:tcW w:type="pct" w:w="50%"/>
+          </w:tcPr>
+          <w:p>
+            <w:r>
+              <w:rPr>
+                <w:b w:val="false"/>
+                <w:bCs w:val="false"/>
+              </w:rPr>
+              <w:t xml:space="preserve"> </w:t>
             </w:r>
           </w:p>
         </w:tc>
@@ -908,17 +652,25 @@
           </w:tcPr>
           <w:p>
             <w:r>
-              <w:t xml:space="preserve">____  7 ÷ 1/2</w:t>
-            </w:r>
-          </w:p>
-        </w:tc>
-        <w:tc>
-          <w:tcPr>
-            <w:tcW w:type="pct" w:w="50%"/>
-          </w:tcPr>
-          <w:p>
-            <w:r>
-              <w:t xml:space="preserve">E. 36</w:t>
+              <w:rPr>
+                <w:b w:val="false"/>
+                <w:bCs w:val="false"/>
+              </w:rPr>
+              <w:t xml:space="preserve">0–9</w:t>
+            </w:r>
+          </w:p>
+        </w:tc>
+        <w:tc>
+          <w:tcPr>
+            <w:tcW w:type="pct" w:w="50%"/>
+          </w:tcPr>
+          <w:p>
+            <w:r>
+              <w:rPr>
+                <w:b w:val="false"/>
+                <w:bCs w:val="false"/>
+              </w:rPr>
+              <w:t xml:space="preserve"> </w:t>
             </w:r>
           </w:p>
         </w:tc>
@@ -930,17 +682,25 @@
           </w:tcPr>
           <w:p>
             <w:r>
-              <w:t xml:space="preserve">____  5 ÷ 1/6</w:t>
-            </w:r>
-          </w:p>
-        </w:tc>
-        <w:tc>
-          <w:tcPr>
-            <w:tcW w:type="pct" w:w="50%"/>
-          </w:tcPr>
-          <w:p>
-            <w:r>
-              <w:t xml:space="preserve">D. 16</w:t>
+              <w:rPr>
+                <w:b w:val="false"/>
+                <w:bCs w:val="false"/>
+              </w:rPr>
+              <w:t xml:space="preserve">10–19</w:t>
+            </w:r>
+          </w:p>
+        </w:tc>
+        <w:tc>
+          <w:tcPr>
+            <w:tcW w:type="pct" w:w="50%"/>
+          </w:tcPr>
+          <w:p>
+            <w:r>
+              <w:rPr>
+                <w:b w:val="false"/>
+                <w:bCs w:val="false"/>
+              </w:rPr>
+              <w:t xml:space="preserve"> </w:t>
             </w:r>
           </w:p>
         </w:tc>
@@ -952,17 +712,25 @@
           </w:tcPr>
           <w:p>
             <w:r>
-              <w:t xml:space="preserve">____  2 ÷ 1/8</w:t>
-            </w:r>
-          </w:p>
-        </w:tc>
-        <w:tc>
-          <w:tcPr>
-            <w:tcW w:type="pct" w:w="50%"/>
-          </w:tcPr>
-          <w:p>
-            <w:r>
-              <w:t xml:space="preserve">C. 30</w:t>
+              <w:rPr>
+                <w:b w:val="false"/>
+                <w:bCs w:val="false"/>
+              </w:rPr>
+              <w:t xml:space="preserve">20–29</w:t>
+            </w:r>
+          </w:p>
+        </w:tc>
+        <w:tc>
+          <w:tcPr>
+            <w:tcW w:type="pct" w:w="50%"/>
+          </w:tcPr>
+          <w:p>
+            <w:r>
+              <w:rPr>
+                <w:b w:val="false"/>
+                <w:bCs w:val="false"/>
+              </w:rPr>
+              <w:t xml:space="preserve"> </w:t>
             </w:r>
           </w:p>
         </w:tc>
@@ -974,17 +742,25 @@
           </w:tcPr>
           <w:p>
             <w:r>
-              <w:t xml:space="preserve">____  9 ÷ 1/4</w:t>
-            </w:r>
-          </w:p>
-        </w:tc>
-        <w:tc>
-          <w:tcPr>
-            <w:tcW w:type="pct" w:w="50%"/>
-          </w:tcPr>
-          <w:p>
-            <w:r>
-              <w:t xml:space="preserve">B. 14</w:t>
+              <w:rPr>
+                <w:b w:val="false"/>
+                <w:bCs w:val="false"/>
+              </w:rPr>
+              <w:t xml:space="preserve">30–39</w:t>
+            </w:r>
+          </w:p>
+        </w:tc>
+        <w:tc>
+          <w:tcPr>
+            <w:tcW w:type="pct" w:w="50%"/>
+          </w:tcPr>
+          <w:p>
+            <w:r>
+              <w:rPr>
+                <w:b w:val="false"/>
+                <w:bCs w:val="false"/>
+              </w:rPr>
+              <w:t xml:space="preserve"> </w:t>
             </w:r>
           </w:p>
         </w:tc>
@@ -996,17 +772,25 @@
           </w:tcPr>
           <w:p>
             <w:r>
-              <w:t xml:space="preserve">____  6 ÷ 1/5</w:t>
-            </w:r>
-          </w:p>
-        </w:tc>
-        <w:tc>
-          <w:tcPr>
-            <w:tcW w:type="pct" w:w="50%"/>
-          </w:tcPr>
-          <w:p>
-            <w:r>
-              <w:t xml:space="preserve">A. 12</w:t>
+              <w:rPr>
+                <w:b w:val="false"/>
+                <w:bCs w:val="false"/>
+              </w:rPr>
+              <w:t xml:space="preserve">40–49</w:t>
+            </w:r>
+          </w:p>
+        </w:tc>
+        <w:tc>
+          <w:tcPr>
+            <w:tcW w:type="pct" w:w="50%"/>
+          </w:tcPr>
+          <w:p>
+            <w:r>
+              <w:rPr>
+                <w:b w:val="false"/>
+                <w:bCs w:val="false"/>
+              </w:rPr>
+              <w:t xml:space="preserve"> </w:t>
             </w:r>
           </w:p>
         </w:tc>
@@ -1032,39 +816,39 @@
           <w:b/>
           <w:bCs/>
         </w:rPr>
-        <w:t xml:space="preserve">5. What is 6 ÷ 2/3?</w:t>
-      </w:r>
-    </w:p>
-    <w:p>
-      <w:pPr>
-        <w:spacing w:after="40" w:before="0"/>
-      </w:pPr>
-      <w:r>
-        <w:t xml:space="preserve">     A. 9</w:t>
-      </w:r>
-    </w:p>
-    <w:p>
-      <w:pPr>
-        <w:spacing w:after="40" w:before="0"/>
-      </w:pPr>
-      <w:r>
-        <w:t xml:space="preserve">     B. 4</w:t>
-      </w:r>
-    </w:p>
-    <w:p>
-      <w:pPr>
-        <w:spacing w:after="40" w:before="0"/>
-      </w:pPr>
-      <w:r>
-        <w:t xml:space="preserve">     C. 12</w:t>
-      </w:r>
-    </w:p>
-    <w:p>
-      <w:pPr>
-        <w:spacing w:after="40" w:before="0"/>
-      </w:pPr>
-      <w:r>
-        <w:t xml:space="preserve">     D. 2/18</w:t>
+        <w:t xml:space="preserve">4. A histogram of test scores shows: 50–59: 2, 60–69: 5, 70–79: 10, 80–89: 8, 90–99: 3. Which interval has the most students?</w:t>
+      </w:r>
+    </w:p>
+    <w:p>
+      <w:pPr>
+        <w:spacing w:after="40" w:before="0"/>
+      </w:pPr>
+      <w:r>
+        <w:t xml:space="preserve">     A. 90–99 with 3 students</w:t>
+      </w:r>
+    </w:p>
+    <w:p>
+      <w:pPr>
+        <w:spacing w:after="40" w:before="0"/>
+      </w:pPr>
+      <w:r>
+        <w:t xml:space="preserve">     B. 70–79 with 10 students</w:t>
+      </w:r>
+    </w:p>
+    <w:p>
+      <w:pPr>
+        <w:spacing w:after="40" w:before="0"/>
+      </w:pPr>
+      <w:r>
+        <w:t xml:space="preserve">     C. 80–89 with 8 students</w:t>
+      </w:r>
+    </w:p>
+    <w:p>
+      <w:pPr>
+        <w:spacing w:after="40" w:before="0"/>
+      </w:pPr>
+      <w:r>
+        <w:t xml:space="preserve">     D. 60–69 with 5 students</w:t>
       </w:r>
     </w:p>
     <w:p>
@@ -1087,42 +871,494 @@
           <w:b/>
           <w:bCs/>
         </w:rPr>
-        <w:t xml:space="preserve">6. onLevel — Spot the Common Mistake</w:t>
-      </w:r>
-    </w:p>
-    <w:p>
-      <w:pPr>
-        <w:spacing w:after="40" w:before="0"/>
-      </w:pPr>
-      <w:r>
-        <w:t xml:space="preserve">   Step 1 (Problem): 8 ÷ 3/4</w:t>
-      </w:r>
-    </w:p>
-    <w:p>
-      <w:pPr>
-        <w:spacing w:after="40" w:before="0"/>
-      </w:pPr>
-      <w:r>
-        <w:t xml:space="preserve">   Step 2 (Keep, Change, Flip): Flipped the wrong number — wrote 1/8 × 3/4 instead of 8 × 4/3</w:t>
-      </w:r>
-    </w:p>
-    <w:p>
-      <w:pPr>
-        <w:spacing w:after="40" w:before="0"/>
-      </w:pPr>
-      <w:r>
-        <w:t xml:space="preserve">   Step 3 (Multiply): 1/8 × 3/4 = 3/32</w:t>
-      </w:r>
-    </w:p>
-    <w:p>
-      <w:pPr>
-        <w:spacing w:after="60" w:before="0"/>
+        <w:t xml:space="preserve">5. Match each term to its description.</w:t>
+      </w:r>
+    </w:p>
+    <w:tbl>
+      <w:tblPr>
+        <w:tblW w:type="pct" w:w="100%"/>
+        <w:tblBorders>
+          <w:top w:val="single" w:color="auto" w:sz="4"/>
+          <w:left w:val="single" w:color="auto" w:sz="4"/>
+          <w:bottom w:val="single" w:color="auto" w:sz="4"/>
+          <w:right w:val="single" w:color="auto" w:sz="4"/>
+          <w:insideH w:val="single" w:color="auto" w:sz="4"/>
+          <w:insideV w:val="single" w:color="auto" w:sz="4"/>
+        </w:tblBorders>
+      </w:tblPr>
+      <w:tblGrid>
+        <w:gridCol w:w="100"/>
+        <w:gridCol w:w="100"/>
+      </w:tblGrid>
+      <w:tr>
+        <w:trPr>
+          <w:tblHeader/>
+        </w:trPr>
+        <w:tc>
+          <w:tcPr>
+            <w:tcW w:type="pct" w:w="50%"/>
+          </w:tcPr>
+          <w:p>
+            <w:r>
+              <w:rPr>
+                <w:b/>
+                <w:bCs/>
+              </w:rPr>
+              <w:t xml:space="preserve">Item</w:t>
+            </w:r>
+          </w:p>
+        </w:tc>
+        <w:tc>
+          <w:tcPr>
+            <w:tcW w:type="pct" w:w="50%"/>
+          </w:tcPr>
+          <w:p>
+            <w:r>
+              <w:rPr>
+                <w:b/>
+                <w:bCs/>
+              </w:rPr>
+              <w:t xml:space="preserve">Answer choices</w:t>
+            </w:r>
+          </w:p>
+        </w:tc>
+      </w:tr>
+      <w:tr>
+        <w:tc>
+          <w:tcPr>
+            <w:tcW w:type="pct" w:w="50%"/>
+          </w:tcPr>
+          <w:p>
+            <w:r>
+              <w:t xml:space="preserve">____  Histogram</w:t>
+            </w:r>
+          </w:p>
+        </w:tc>
+        <w:tc>
+          <w:tcPr>
+            <w:tcW w:type="pct" w:w="50%"/>
+          </w:tcPr>
+          <w:p>
+            <w:r>
+              <w:t xml:space="preserve">D. Range of values grouped together</w:t>
+            </w:r>
+          </w:p>
+        </w:tc>
+      </w:tr>
+      <w:tr>
+        <w:tc>
+          <w:tcPr>
+            <w:tcW w:type="pct" w:w="50%"/>
+          </w:tcPr>
+          <w:p>
+            <w:r>
+              <w:t xml:space="preserve">____  Bar graph</w:t>
+            </w:r>
+          </w:p>
+        </w:tc>
+        <w:tc>
+          <w:tcPr>
+            <w:tcW w:type="pct" w:w="50%"/>
+          </w:tcPr>
+          <w:p>
+            <w:r>
+              <w:t xml:space="preserve">C. Count of values in an interval</w:t>
+            </w:r>
+          </w:p>
+        </w:tc>
+      </w:tr>
+      <w:tr>
+        <w:tc>
+          <w:tcPr>
+            <w:tcW w:type="pct" w:w="50%"/>
+          </w:tcPr>
+          <w:p>
+            <w:r>
+              <w:t xml:space="preserve">____  Frequency</w:t>
+            </w:r>
+          </w:p>
+        </w:tc>
+        <w:tc>
+          <w:tcPr>
+            <w:tcW w:type="pct" w:w="50%"/>
+          </w:tcPr>
+          <w:p>
+            <w:r>
+              <w:t xml:space="preserve">B. Bars separated, shows categories</w:t>
+            </w:r>
+          </w:p>
+        </w:tc>
+      </w:tr>
+      <w:tr>
+        <w:tc>
+          <w:tcPr>
+            <w:tcW w:type="pct" w:w="50%"/>
+          </w:tcPr>
+          <w:p>
+            <w:r>
+              <w:t xml:space="preserve">____  Interval</w:t>
+            </w:r>
+          </w:p>
+        </w:tc>
+        <w:tc>
+          <w:tcPr>
+            <w:tcW w:type="pct" w:w="50%"/>
+          </w:tcPr>
+          <w:p>
+            <w:r>
+              <w:t xml:space="preserve">A. Bars touch, shows frequency by interval</w:t>
+            </w:r>
+          </w:p>
+        </w:tc>
+      </w:tr>
+    </w:tbl>
+    <w:p>
+      <w:pPr>
+        <w:spacing w:after="60" w:before="120"/>
+      </w:pPr>
+      <w:r>
+        <w:rPr>
+          <w:color w:val="BBBBBB"/>
+        </w:rPr>
+        <w:t xml:space="preserve">______________________________________________________________________</w:t>
+      </w:r>
+    </w:p>
+    <w:p>
+      <w:pPr>
+        <w:spacing w:after="80" w:before="0"/>
+      </w:pPr>
+      <w:r>
+        <w:rPr>
+          <w:b/>
+          <w:bCs/>
+        </w:rPr>
+        <w:t xml:space="preserve">6. Based on the histogram frequencies below, sort the intervals from most players to fewest: 0–9: 4, 10–19: 11, 20–29: 7, 30–39: 2.</w:t>
+      </w:r>
+    </w:p>
+    <w:p>
+      <w:pPr>
+        <w:spacing w:after="80" w:before="0"/>
       </w:pPr>
       <w:r>
         <w:rPr>
           <w:i/>
           <w:iCs/>
         </w:rPr>
+        <w:t xml:space="preserve">Groups: Most to fewest players</w:t>
+      </w:r>
+    </w:p>
+    <w:p>
+      <w:pPr>
+        <w:spacing w:after="60" w:before="120"/>
+      </w:pPr>
+      <w:r>
+        <w:rPr>
+          <w:color w:val="BBBBBB"/>
+        </w:rPr>
+        <w:t xml:space="preserve">______________________________________________________________________</w:t>
+      </w:r>
+    </w:p>
+    <w:p>
+      <w:pPr>
+        <w:spacing w:after="80" w:before="0"/>
+      </w:pPr>
+      <w:r>
+        <w:rPr>
+          <w:b/>
+          <w:bCs/>
+        </w:rPr>
+        <w:t xml:space="preserve">7. A histogram of goals-per-game shows: 0–1: 9 players, 2–3: 6, 4–5: 3, 6–7: 1. What shape is this distribution?</w:t>
+      </w:r>
+    </w:p>
+    <w:p>
+      <w:pPr>
+        <w:spacing w:after="40" w:before="0"/>
+      </w:pPr>
+      <w:r>
+        <w:t xml:space="preserve">     A. Perfectly symmetric</w:t>
+      </w:r>
+    </w:p>
+    <w:p>
+      <w:pPr>
+        <w:spacing w:after="40" w:before="0"/>
+      </w:pPr>
+      <w:r>
+        <w:t xml:space="preserve">     B. Flat / uniform (all bars equal)</w:t>
+      </w:r>
+    </w:p>
+    <w:p>
+      <w:pPr>
+        <w:spacing w:after="40" w:before="0"/>
+      </w:pPr>
+      <w:r>
+        <w:t xml:space="preserve">     C. Skewed right (most players low, tail toward high values)</w:t>
+      </w:r>
+    </w:p>
+    <w:p>
+      <w:pPr>
+        <w:spacing w:after="40" w:before="0"/>
+      </w:pPr>
+      <w:r>
+        <w:t xml:space="preserve">     D. Skewed left (most players high, tail toward low values)</w:t>
+      </w:r>
+    </w:p>
+    <w:p>
+      <w:pPr>
+        <w:spacing w:after="60" w:before="120"/>
+      </w:pPr>
+      <w:r>
+        <w:rPr>
+          <w:color w:val="BBBBBB"/>
+        </w:rPr>
+        <w:t xml:space="preserve">______________________________________________________________________</w:t>
+      </w:r>
+    </w:p>
+    <w:p>
+      <w:pPr>
+        <w:spacing w:after="80" w:before="0"/>
+      </w:pPr>
+      <w:r>
+        <w:rPr>
+          <w:b/>
+          <w:bCs/>
+        </w:rPr>
+        <w:t xml:space="preserve">8. Use this data set of rebounds per game to complete the frequency table (intervals of 5): 1, 3, 4, 6, 7, 8, 9, 11, 12, 13, 14, 16.</w:t>
+      </w:r>
+    </w:p>
+    <w:tbl>
+      <w:tblPr>
+        <w:tblW w:type="pct" w:w="100%"/>
+        <w:tblBorders>
+          <w:top w:val="single" w:color="auto" w:sz="4"/>
+          <w:left w:val="single" w:color="auto" w:sz="4"/>
+          <w:bottom w:val="single" w:color="auto" w:sz="4"/>
+          <w:right w:val="single" w:color="auto" w:sz="4"/>
+          <w:insideH w:val="single" w:color="auto" w:sz="4"/>
+          <w:insideV w:val="single" w:color="auto" w:sz="4"/>
+        </w:tblBorders>
+      </w:tblPr>
+      <w:tblGrid>
+        <w:gridCol w:w="100"/>
+        <w:gridCol w:w="100"/>
+      </w:tblGrid>
+      <w:tr>
+        <w:trPr>
+          <w:tblHeader/>
+        </w:trPr>
+        <w:tc>
+          <w:tcPr>
+            <w:tcW w:type="pct" w:w="50%"/>
+          </w:tcPr>
+          <w:p>
+            <w:r>
+              <w:rPr>
+                <w:b/>
+                <w:bCs/>
+              </w:rPr>
+              <w:t xml:space="preserve">Interval (Rebounds)</w:t>
+            </w:r>
+          </w:p>
+        </w:tc>
+        <w:tc>
+          <w:tcPr>
+            <w:tcW w:type="pct" w:w="50%"/>
+          </w:tcPr>
+          <w:p>
+            <w:r>
+              <w:rPr>
+                <w:b/>
+                <w:bCs/>
+              </w:rPr>
+              <w:t xml:space="preserve">Frequency</w:t>
+            </w:r>
+          </w:p>
+        </w:tc>
+      </w:tr>
+      <w:tr>
+        <w:tc>
+          <w:tcPr>
+            <w:tcW w:type="pct" w:w="50%"/>
+          </w:tcPr>
+          <w:p>
+            <w:r>
+              <w:rPr>
+                <w:b w:val="false"/>
+                <w:bCs w:val="false"/>
+              </w:rPr>
+              <w:t xml:space="preserve">0–4</w:t>
+            </w:r>
+          </w:p>
+        </w:tc>
+        <w:tc>
+          <w:tcPr>
+            <w:tcW w:type="pct" w:w="50%"/>
+          </w:tcPr>
+          <w:p>
+            <w:r>
+              <w:rPr>
+                <w:b w:val="false"/>
+                <w:bCs w:val="false"/>
+              </w:rPr>
+              <w:t xml:space="preserve"> </w:t>
+            </w:r>
+          </w:p>
+        </w:tc>
+      </w:tr>
+      <w:tr>
+        <w:tc>
+          <w:tcPr>
+            <w:tcW w:type="pct" w:w="50%"/>
+          </w:tcPr>
+          <w:p>
+            <w:r>
+              <w:rPr>
+                <w:b w:val="false"/>
+                <w:bCs w:val="false"/>
+              </w:rPr>
+              <w:t xml:space="preserve">5–9</w:t>
+            </w:r>
+          </w:p>
+        </w:tc>
+        <w:tc>
+          <w:tcPr>
+            <w:tcW w:type="pct" w:w="50%"/>
+          </w:tcPr>
+          <w:p>
+            <w:r>
+              <w:rPr>
+                <w:b w:val="false"/>
+                <w:bCs w:val="false"/>
+              </w:rPr>
+              <w:t xml:space="preserve"> </w:t>
+            </w:r>
+          </w:p>
+        </w:tc>
+      </w:tr>
+      <w:tr>
+        <w:tc>
+          <w:tcPr>
+            <w:tcW w:type="pct" w:w="50%"/>
+          </w:tcPr>
+          <w:p>
+            <w:r>
+              <w:rPr>
+                <w:b w:val="false"/>
+                <w:bCs w:val="false"/>
+              </w:rPr>
+              <w:t xml:space="preserve">10–14</w:t>
+            </w:r>
+          </w:p>
+        </w:tc>
+        <w:tc>
+          <w:tcPr>
+            <w:tcW w:type="pct" w:w="50%"/>
+          </w:tcPr>
+          <w:p>
+            <w:r>
+              <w:rPr>
+                <w:b w:val="false"/>
+                <w:bCs w:val="false"/>
+              </w:rPr>
+              <w:t xml:space="preserve"> </w:t>
+            </w:r>
+          </w:p>
+        </w:tc>
+      </w:tr>
+      <w:tr>
+        <w:tc>
+          <w:tcPr>
+            <w:tcW w:type="pct" w:w="50%"/>
+          </w:tcPr>
+          <w:p>
+            <w:r>
+              <w:rPr>
+                <w:b w:val="false"/>
+                <w:bCs w:val="false"/>
+              </w:rPr>
+              <w:t xml:space="preserve">15–19</w:t>
+            </w:r>
+          </w:p>
+        </w:tc>
+        <w:tc>
+          <w:tcPr>
+            <w:tcW w:type="pct" w:w="50%"/>
+          </w:tcPr>
+          <w:p>
+            <w:r>
+              <w:rPr>
+                <w:b w:val="false"/>
+                <w:bCs w:val="false"/>
+              </w:rPr>
+              <w:t xml:space="preserve"> </w:t>
+            </w:r>
+          </w:p>
+        </w:tc>
+      </w:tr>
+    </w:tbl>
+    <w:p>
+      <w:pPr>
+        <w:spacing w:after="60" w:before="120"/>
+      </w:pPr>
+      <w:r>
+        <w:rPr>
+          <w:color w:val="BBBBBB"/>
+        </w:rPr>
+        <w:t xml:space="preserve">______________________________________________________________________</w:t>
+      </w:r>
+    </w:p>
+    <w:p>
+      <w:pPr>
+        <w:spacing w:after="80" w:before="0"/>
+      </w:pPr>
+      <w:r>
+        <w:rPr>
+          <w:b/>
+          <w:bCs/>
+        </w:rPr>
+        <w:t xml:space="preserve">9. onLevel — Spot the Interval Mistake</w:t>
+      </w:r>
+    </w:p>
+    <w:p>
+      <w:pPr>
+        <w:spacing w:after="40" w:before="0"/>
+      </w:pPr>
+      <w:r>
+        <w:t xml:space="preserve">   Step 1 (Data (assists per game)): 1, 4, 6, 9, 12, 15, 18</w:t>
+      </w:r>
+    </w:p>
+    <w:p>
+      <w:pPr>
+        <w:spacing w:after="40" w:before="0"/>
+      </w:pPr>
+      <w:r>
+        <w:t xml:space="preserve">   Step 2 (Intervals the student chose): 0–5, 6–10, 12–18</w:t>
+      </w:r>
+    </w:p>
+    <w:p>
+      <w:pPr>
+        <w:spacing w:after="40" w:before="0"/>
+      </w:pPr>
+      <w:r>
+        <w:t xml:space="preserve">   Step 3 (Frequency count): 0–5: 2, 6–10: 2, 12–18: 3</w:t>
+      </w:r>
+    </w:p>
+    <w:p>
+      <w:pPr>
+        <w:spacing w:after="40" w:before="0"/>
+      </w:pPr>
+      <w:r>
+        <w:t xml:space="preserve">   Step 4 (Conclusion): The student drew three bars and said the histogram was complete.</w:t>
+      </w:r>
+    </w:p>
+    <w:p>
+      <w:pPr>
+        <w:spacing w:after="60" w:before="0"/>
+      </w:pPr>
+      <w:r>
+        <w:rPr>
+          <w:i/>
+          <w:iCs/>
+        </w:rPr>
         <w:t xml:space="preserve">Which step has the mistake? Explain and fix it:</w:t>
       </w:r>
     </w:p>
@@ -1168,70 +1404,15 @@
           <w:b/>
           <w:bCs/>
         </w:rPr>
-        <w:t xml:space="preserve">7. Detective Park has 4 cups of flour. Each batch of evidence-cookies needs 1/2 cup. How many batches can he make?</w:t>
-      </w:r>
-    </w:p>
-    <w:p>
-      <w:pPr>
-        <w:spacing w:after="40" w:before="0"/>
-      </w:pPr>
-      <w:r>
-        <w:t xml:space="preserve">     A. 8</w:t>
-      </w:r>
-    </w:p>
-    <w:p>
-      <w:pPr>
-        <w:spacing w:after="40" w:before="0"/>
-      </w:pPr>
-      <w:r>
-        <w:t xml:space="preserve">     B. 2</w:t>
-      </w:r>
-    </w:p>
-    <w:p>
-      <w:pPr>
-        <w:spacing w:after="40" w:before="0"/>
-      </w:pPr>
-      <w:r>
-        <w:t xml:space="preserve">     C. 4</w:t>
-      </w:r>
-    </w:p>
-    <w:p>
-      <w:pPr>
-        <w:spacing w:after="40" w:before="0"/>
-      </w:pPr>
-      <w:r>
-        <w:t xml:space="preserve">     D. 6</w:t>
-      </w:r>
-    </w:p>
-    <w:p>
-      <w:pPr>
-        <w:spacing w:after="60" w:before="120"/>
-      </w:pPr>
-      <w:r>
-        <w:rPr>
-          <w:color w:val="BBBBBB"/>
-        </w:rPr>
-        <w:t xml:space="preserve">______________________________________________________________________</w:t>
-      </w:r>
-    </w:p>
-    <w:p>
-      <w:pPr>
-        <w:spacing w:after="80" w:before="0"/>
-      </w:pPr>
-      <w:r>
-        <w:rPr>
-          <w:b/>
-          <w:bCs/>
-        </w:rPr>
-        <w:t xml:space="preserve">8. The crew has 8 quarts of sports drink. Each detective's water bottle holds 4/5 of a quart. How many bottles can be filled?</w:t>
-      </w:r>
-    </w:p>
-    <w:p>
-      <w:pPr>
-        <w:spacing w:after="40" w:before="0"/>
-      </w:pPr>
-      <w:r>
-        <w:t xml:space="preserve">     A. 10</w:t>
+        <w:t xml:space="preserve">10. Coach recorded these minutes played by 14 players: 4, 8, 9, 12, 14, 15, 17, 18, 19, 22, 24, 27, 31, 33. Using intervals of 10, how many values fall in the 10–19 interval?</w:t>
+      </w:r>
+    </w:p>
+    <w:p>
+      <w:pPr>
+        <w:spacing w:after="40" w:before="0"/>
+      </w:pPr>
+      <w:r>
+        <w:t xml:space="preserve">     A. 9</w:t>
       </w:r>
     </w:p>
     <w:p>
@@ -1247,125 +1428,15 @@
         <w:spacing w:after="40" w:before="0"/>
       </w:pPr>
       <w:r>
-        <w:t xml:space="preserve">     C. 32/5</w:t>
-      </w:r>
-    </w:p>
-    <w:p>
-      <w:pPr>
-        <w:spacing w:after="40" w:before="0"/>
-      </w:pPr>
-      <w:r>
-        <w:t xml:space="preserve">     D. 12</w:t>
-      </w:r>
-    </w:p>
-    <w:p>
-      <w:pPr>
-        <w:spacing w:after="60" w:before="120"/>
-      </w:pPr>
-      <w:r>
-        <w:rPr>
-          <w:color w:val="BBBBBB"/>
-        </w:rPr>
-        <w:t xml:space="preserve">______________________________________________________________________</w:t>
-      </w:r>
-    </w:p>
-    <w:p>
-      <w:pPr>
-        <w:spacing w:after="80" w:before="0"/>
-      </w:pPr>
-      <w:r>
-        <w:rPr>
-          <w:b/>
-          <w:bCs/>
-        </w:rPr>
-        <w:t xml:space="preserve">9. There are 3 bags of trail mix. Each snack pouch needs 2/3 of a bag. How many full pouches can be filled, and is there a leftover?</w:t>
-      </w:r>
-    </w:p>
-    <w:p>
-      <w:pPr>
-        <w:spacing w:after="40" w:before="0"/>
-      </w:pPr>
-      <w:r>
-        <w:t xml:space="preserve">     A. 4 1/2 pouches (4 full, half a pouch left)</w:t>
-      </w:r>
-    </w:p>
-    <w:p>
-      <w:pPr>
-        <w:spacing w:after="40" w:before="0"/>
-      </w:pPr>
-      <w:r>
-        <w:t xml:space="preserve">     B. 4 pouches exactly</w:t>
-      </w:r>
-    </w:p>
-    <w:p>
-      <w:pPr>
-        <w:spacing w:after="40" w:before="0"/>
-      </w:pPr>
-      <w:r>
-        <w:t xml:space="preserve">     C. 2 pouches</w:t>
-      </w:r>
-    </w:p>
-    <w:p>
-      <w:pPr>
-        <w:spacing w:after="40" w:before="0"/>
-      </w:pPr>
-      <w:r>
-        <w:t xml:space="preserve">     D. 6 pouches</w:t>
-      </w:r>
-    </w:p>
-    <w:p>
-      <w:pPr>
-        <w:spacing w:after="60" w:before="120"/>
-      </w:pPr>
-      <w:r>
-        <w:rPr>
-          <w:color w:val="BBBBBB"/>
-        </w:rPr>
-        <w:t xml:space="preserve">______________________________________________________________________</w:t>
-      </w:r>
-    </w:p>
-    <w:p>
-      <w:pPr>
-        <w:spacing w:after="80" w:before="0"/>
-      </w:pPr>
-      <w:r>
-        <w:rPr>
-          <w:b/>
-          <w:bCs/>
-        </w:rPr>
-        <w:t xml:space="preserve">10. Detective Park bakes with 9 cups of batter. Each muffin pan holds 3/4 of a cup. How many pans can he fill?</w:t>
-      </w:r>
-    </w:p>
-    <w:p>
-      <w:pPr>
-        <w:spacing w:after="40" w:before="0"/>
-      </w:pPr>
-      <w:r>
-        <w:t xml:space="preserve">     A. 12</w:t>
-      </w:r>
-    </w:p>
-    <w:p>
-      <w:pPr>
-        <w:spacing w:after="40" w:before="0"/>
-      </w:pPr>
-      <w:r>
-        <w:t xml:space="preserve">     B. 6</w:t>
-      </w:r>
-    </w:p>
-    <w:p>
-      <w:pPr>
-        <w:spacing w:after="40" w:before="0"/>
-      </w:pPr>
-      <w:r>
-        <w:t xml:space="preserve">     C. 27/4</w:t>
-      </w:r>
-    </w:p>
-    <w:p>
-      <w:pPr>
-        <w:spacing w:after="40" w:before="0"/>
-      </w:pPr>
-      <w:r>
-        <w:t xml:space="preserve">     D. 9</w:t>
+        <w:t xml:space="preserve">     C. 6</w:t>
+      </w:r>
+    </w:p>
+    <w:p>
+      <w:pPr>
+        <w:spacing w:after="40" w:before="0"/>
+      </w:pPr>
+      <w:r>
+        <w:t xml:space="preserve">     D. 3</w:t>
       </w:r>
     </w:p>
     <w:p>
@@ -1406,7 +1477,7 @@
           <w:b/>
           <w:bCs/>
         </w:rPr>
-        <w:t xml:space="preserve">1. A. 18</w:t>
+        <w:t xml:space="preserve">1. C. 28</w:t>
       </w:r>
     </w:p>
     <w:p>
@@ -1414,7 +1485,7 @@
         <w:spacing w:after="20" w:before="0"/>
       </w:pPr>
       <w:r>
-        <w:t xml:space="preserve">     6 ÷ 1/3 = 6 × 3/1 = 18. There are 18 thirds in 6 wholes.</w:t>
+        <w:t xml:space="preserve">     Add all frequencies: 3 + 8 + 12 + 5 = 28 players.</w:t>
       </w:r>
     </w:p>
     <w:p>
@@ -1426,19 +1497,19 @@
           <w:i/>
           <w:iCs/>
         </w:rPr>
-        <w:t xml:space="preserve">     Watch for: A common mistake in Divide Whole Numbers by Fractions is doing 'Keep, Change' but skipping the 'Flip' — students multiply by the divisor as it is instead of by its reciprocal. For example, for 6 ÷ 3/4, a student might write 6 × 3/4 = 4 1/2 and stop there, but the divisor 3/4 must be flipped to 4/3 first: 6 × 4/3 = 24/3 = 8. Before you submit, check: did I flip the second fraction (the divisor) upside down before multiplying?</w:t>
-      </w:r>
-    </w:p>
-    <w:p>
-      <w:pPr>
-        <w:spacing w:after="40" w:before="0"/>
-      </w:pPr>
-      <w:r>
-        <w:rPr>
-          <w:b/>
-          <w:bCs/>
-        </w:rPr>
-        <w:t xml:space="preserve">2. A. 15</w:t>
+        <w:t xml:space="preserve">     Watch for: A common mistake in Display Data: Histograms is counting a boundary value in two intervals at once — for example, putting the value 10 in both the '0–9' bin and the '10–19' bin. Each data value belongs to exactly ONE interval. Before you submit, add up all your frequencies and check that the total matches the number of data values you started with.</w:t>
+      </w:r>
+    </w:p>
+    <w:p>
+      <w:pPr>
+        <w:spacing w:after="40" w:before="0"/>
+      </w:pPr>
+      <w:r>
+        <w:rPr>
+          <w:b/>
+          <w:bCs/>
+        </w:rPr>
+        <w:t xml:space="preserve">2. D. The frequency (count) of data in that interval</w:t>
       </w:r>
     </w:p>
     <w:p>
@@ -1446,7 +1517,7 @@
         <w:spacing w:after="20" w:before="0"/>
       </w:pPr>
       <w:r>
-        <w:t xml:space="preserve">     3 ÷ 1/5 = 3 × 5/1 = 15. There are 15 fifths in 3 wholes.</w:t>
+        <w:t xml:space="preserve">     Each bar's height shows the frequency — how many data values fall within that interval.</w:t>
       </w:r>
     </w:p>
     <w:p>
@@ -1458,27 +1529,59 @@
           <w:i/>
           <w:iCs/>
         </w:rPr>
-        <w:t xml:space="preserve">     Watch for: A common mistake in Divide Whole Numbers by Fractions is doing 'Keep, Change' but skipping the 'Flip' — students multiply by the divisor as it is instead of by its reciprocal. For example, for 6 ÷ 3/4, a student might write 6 × 3/4 = 4 1/2 and stop there, but the divisor 3/4 must be flipped to 4/3 first: 6 × 4/3 = 24/3 = 8. Before you submit, check: did I flip the second fraction (the divisor) upside down before multiplying?</w:t>
-      </w:r>
-    </w:p>
-    <w:p>
-      <w:pPr>
-        <w:spacing w:after="40" w:before="0"/>
-      </w:pPr>
-      <w:r>
-        <w:rPr>
-          <w:b/>
-          <w:bCs/>
-        </w:rPr>
-        <w:t xml:space="preserve">3. Complete the table: Whole Number ÷ Fraction. Use Keep, Change, Flip.</w:t>
-      </w:r>
-    </w:p>
-    <w:p>
-      <w:pPr>
-        <w:spacing w:after="40" w:before="0"/>
-      </w:pPr>
-      <w:r>
-        <w:t xml:space="preserve">     (See completed table.)</w:t>
+        <w:t xml:space="preserve">     Watch for: A common mistake in Display Data: Histograms is counting a boundary value in two intervals at once — for example, putting the value 10 in both the '0–9' bin and the '10–19' bin. Each data value belongs to exactly ONE interval. Before you submit, add up all your frequencies and check that the total matches the number of data values you started with.</w:t>
+      </w:r>
+    </w:p>
+    <w:p>
+      <w:pPr>
+        <w:spacing w:after="40" w:before="0"/>
+      </w:pPr>
+      <w:r>
+        <w:rPr>
+          <w:b/>
+          <w:bCs/>
+        </w:rPr>
+        <w:t xml:space="preserve">3. Table</w:t>
+      </w:r>
+    </w:p>
+    <w:p>
+      <w:pPr>
+        <w:spacing w:after="20" w:before="0"/>
+      </w:pPr>
+      <w:r>
+        <w:t xml:space="preserve">     0–9 — Frequency: 2</w:t>
+      </w:r>
+    </w:p>
+    <w:p>
+      <w:pPr>
+        <w:spacing w:after="20" w:before="0"/>
+      </w:pPr>
+      <w:r>
+        <w:t xml:space="preserve">     10–19 — Frequency: 3</w:t>
+      </w:r>
+    </w:p>
+    <w:p>
+      <w:pPr>
+        <w:spacing w:after="20" w:before="0"/>
+      </w:pPr>
+      <w:r>
+        <w:t xml:space="preserve">     20–29 — Frequency: 3</w:t>
+      </w:r>
+    </w:p>
+    <w:p>
+      <w:pPr>
+        <w:spacing w:after="20" w:before="0"/>
+      </w:pPr>
+      <w:r>
+        <w:t xml:space="preserve">     30–39 — Frequency: 2</w:t>
+      </w:r>
+    </w:p>
+    <w:p>
+      <w:pPr>
+        <w:spacing w:after="20" w:before="0"/>
+      </w:pPr>
+      <w:r>
+        <w:t xml:space="preserve">     40–49 — Frequency: 2</w:t>
       </w:r>
     </w:p>
     <w:p>
@@ -1498,7 +1601,7 @@
           <w:b/>
           <w:bCs/>
         </w:rPr>
-        <w:t xml:space="preserve">4. Matches:</w:t>
+        <w:t xml:space="preserve">4. B. 70–79 with 10 students</w:t>
       </w:r>
     </w:p>
     <w:p>
@@ -1506,75 +1609,7 @@
         <w:spacing w:after="20" w:before="0"/>
       </w:pPr>
       <w:r>
-        <w:t xml:space="preserve">     4 ÷ 1/3 → 12</w:t>
-      </w:r>
-    </w:p>
-    <w:p>
-      <w:pPr>
-        <w:spacing w:after="20" w:before="0"/>
-      </w:pPr>
-      <w:r>
-        <w:t xml:space="preserve">     7 ÷ 1/2 → 14</w:t>
-      </w:r>
-    </w:p>
-    <w:p>
-      <w:pPr>
-        <w:spacing w:after="20" w:before="0"/>
-      </w:pPr>
-      <w:r>
-        <w:t xml:space="preserve">     5 ÷ 1/6 → 30</w:t>
-      </w:r>
-    </w:p>
-    <w:p>
-      <w:pPr>
-        <w:spacing w:after="20" w:before="0"/>
-      </w:pPr>
-      <w:r>
-        <w:t xml:space="preserve">     2 ÷ 1/8 → 16</w:t>
-      </w:r>
-    </w:p>
-    <w:p>
-      <w:pPr>
-        <w:spacing w:after="20" w:before="0"/>
-      </w:pPr>
-      <w:r>
-        <w:t xml:space="preserve">     9 ÷ 1/4 → 36</w:t>
-      </w:r>
-    </w:p>
-    <w:p>
-      <w:pPr>
-        <w:spacing w:after="20" w:before="0"/>
-      </w:pPr>
-      <w:r>
-        <w:t xml:space="preserve">     6 ÷ 1/5 → 30</w:t>
-      </w:r>
-    </w:p>
-    <w:p>
-      <w:pPr>
-        <w:spacing w:after="40" w:before="0"/>
-      </w:pPr>
-      <w:r>
-        <w:t xml:space="preserve"/>
-      </w:r>
-    </w:p>
-    <w:p>
-      <w:pPr>
-        <w:spacing w:after="40" w:before="0"/>
-      </w:pPr>
-      <w:r>
-        <w:rPr>
-          <w:b/>
-          <w:bCs/>
-        </w:rPr>
-        <w:t xml:space="preserve">5. A. 9</w:t>
-      </w:r>
-    </w:p>
-    <w:p>
-      <w:pPr>
-        <w:spacing w:after="20" w:before="0"/>
-      </w:pPr>
-      <w:r>
-        <w:t xml:space="preserve">     6 ÷ 2/3 = 6 × 3/2 = 18/2 = 9. Keep 6, change ÷ to ×, flip 2/3 to 3/2.</w:t>
+        <w:t xml:space="preserve">     The 70–79 interval has the highest frequency of 10 students.</w:t>
       </w:r>
     </w:p>
     <w:p>
@@ -1586,19 +1621,19 @@
           <w:i/>
           <w:iCs/>
         </w:rPr>
-        <w:t xml:space="preserve">     Watch for: A common mistake in Divide Whole Numbers by Fractions is doing 'Keep, Change' but skipping the 'Flip' — students multiply by the divisor as it is instead of by its reciprocal. For example, for 6 ÷ 3/4, a student might write 6 × 3/4 = 4 1/2 and stop there, but the divisor 3/4 must be flipped to 4/3 first: 6 × 4/3 = 24/3 = 8. Before you submit, check: did I flip the second fraction (the divisor) upside down before multiplying?</w:t>
-      </w:r>
-    </w:p>
-    <w:p>
-      <w:pPr>
-        <w:spacing w:after="40" w:before="0"/>
-      </w:pPr>
-      <w:r>
-        <w:rPr>
-          <w:b/>
-          <w:bCs/>
-        </w:rPr>
-        <w:t xml:space="preserve">6. onLevel — Spot the Common Mistake</w:t>
+        <w:t xml:space="preserve">     Watch for: A common mistake in Display Data: Histograms is counting a boundary value in two intervals at once — for example, putting the value 10 in both the '0–9' bin and the '10–19' bin. Each data value belongs to exactly ONE interval. Before you submit, add up all your frequencies and check that the total matches the number of data values you started with.</w:t>
+      </w:r>
+    </w:p>
+    <w:p>
+      <w:pPr>
+        <w:spacing w:after="40" w:before="0"/>
+      </w:pPr>
+      <w:r>
+        <w:rPr>
+          <w:b/>
+          <w:bCs/>
+        </w:rPr>
+        <w:t xml:space="preserve">5. Matches:</w:t>
       </w:r>
     </w:p>
     <w:p>
@@ -1606,7 +1641,7 @@
         <w:spacing w:after="20" w:before="0"/>
       </w:pPr>
       <w:r>
-        <w:t xml:space="preserve">     The mistake is in Step 2.</w:t>
+        <w:t xml:space="preserve">     Histogram → Bars touch, shows frequency by interval</w:t>
       </w:r>
     </w:p>
     <w:p>
@@ -1614,19 +1649,7 @@
         <w:spacing w:after="20" w:before="0"/>
       </w:pPr>
       <w:r>
-        <w:t xml:space="preserve">     Correct work: Keep the dividend 8 the same and flip only the divisor: 8 × 4/3 = 32/3 = 10 2/3. The mistake was flipping the whole number 8 into 1/8 instead of flipping the divisor 3/4 into 4/3.</w:t>
-      </w:r>
-    </w:p>
-    <w:p>
-      <w:pPr>
-        <w:spacing w:after="40" w:before="0"/>
-      </w:pPr>
-      <w:r>
-        <w:rPr>
-          <w:b/>
-          <w:bCs/>
-        </w:rPr>
-        <w:t xml:space="preserve">7. A. 8</w:t>
+        <w:t xml:space="preserve">     Bar graph → Bars separated, shows categories</w:t>
       </w:r>
     </w:p>
     <w:p>
@@ -1634,7 +1657,63 @@
         <w:spacing w:after="20" w:before="0"/>
       </w:pPr>
       <w:r>
-        <w:t xml:space="preserve">     4 ÷ 1/2 = 4 × 2/1 = 8 batches. Each cup makes 2 half-cup batches.</w:t>
+        <w:t xml:space="preserve">     Frequency → Count of values in an interval</w:t>
+      </w:r>
+    </w:p>
+    <w:p>
+      <w:pPr>
+        <w:spacing w:after="20" w:before="0"/>
+      </w:pPr>
+      <w:r>
+        <w:t xml:space="preserve">     Interval → Range of values grouped together</w:t>
+      </w:r>
+    </w:p>
+    <w:p>
+      <w:pPr>
+        <w:spacing w:after="40" w:before="0"/>
+      </w:pPr>
+      <w:r>
+        <w:t xml:space="preserve"/>
+      </w:r>
+    </w:p>
+    <w:p>
+      <w:pPr>
+        <w:spacing w:after="40" w:before="0"/>
+      </w:pPr>
+      <w:r>
+        <w:rPr>
+          <w:b/>
+          <w:bCs/>
+        </w:rPr>
+        <w:t xml:space="preserve">6. Correct groups:</w:t>
+      </w:r>
+    </w:p>
+    <w:p>
+      <w:pPr>
+        <w:spacing w:after="40" w:before="0"/>
+      </w:pPr>
+      <w:r>
+        <w:t xml:space="preserve"/>
+      </w:r>
+    </w:p>
+    <w:p>
+      <w:pPr>
+        <w:spacing w:after="40" w:before="0"/>
+      </w:pPr>
+      <w:r>
+        <w:rPr>
+          <w:b/>
+          <w:bCs/>
+        </w:rPr>
+        <w:t xml:space="preserve">7. C. Skewed right (most players low, tail toward high values)</w:t>
+      </w:r>
+    </w:p>
+    <w:p>
+      <w:pPr>
+        <w:spacing w:after="20" w:before="0"/>
+      </w:pPr>
+      <w:r>
+        <w:t xml:space="preserve">     The tallest bars are at the low end (0–1) and the bars shrink as goals increase — the tail points right, so it is skewed right.</w:t>
       </w:r>
     </w:p>
     <w:p>
@@ -1646,19 +1725,19 @@
           <w:i/>
           <w:iCs/>
         </w:rPr>
-        <w:t xml:space="preserve">     Watch for: A common mistake in Divide Whole Numbers by Fractions is doing 'Keep, Change' but skipping the 'Flip' — students multiply by the divisor as it is instead of by its reciprocal. For example, for 6 ÷ 3/4, a student might write 6 × 3/4 = 4 1/2 and stop there, but the divisor 3/4 must be flipped to 4/3 first: 6 × 4/3 = 24/3 = 8. Before you submit, check: did I flip the second fraction (the divisor) upside down before multiplying?</w:t>
-      </w:r>
-    </w:p>
-    <w:p>
-      <w:pPr>
-        <w:spacing w:after="40" w:before="0"/>
-      </w:pPr>
-      <w:r>
-        <w:rPr>
-          <w:b/>
-          <w:bCs/>
-        </w:rPr>
-        <w:t xml:space="preserve">8. A. 10</w:t>
+        <w:t xml:space="preserve">     Watch for: A common mistake in Display Data: Histograms is counting a boundary value in two intervals at once — for example, putting the value 10 in both the '0–9' bin and the '10–19' bin. Each data value belongs to exactly ONE interval. Before you submit, add up all your frequencies and check that the total matches the number of data values you started with.</w:t>
+      </w:r>
+    </w:p>
+    <w:p>
+      <w:pPr>
+        <w:spacing w:after="40" w:before="0"/>
+      </w:pPr>
+      <w:r>
+        <w:rPr>
+          <w:b/>
+          <w:bCs/>
+        </w:rPr>
+        <w:t xml:space="preserve">8. Use this data set of rebounds per game to complete the frequency table (intervals of 5): 1, 3, 4, 6, 7, 8, 9, 11, 12, 13, 14, 16.</w:t>
       </w:r>
     </w:p>
     <w:p>
@@ -1666,7 +1745,87 @@
         <w:spacing w:after="20" w:before="0"/>
       </w:pPr>
       <w:r>
-        <w:t xml:space="preserve">     8 ÷ 4/5 = 8 × 5/4 = 40/4 = 10 bottles.</w:t>
+        <w:t xml:space="preserve">     0–4 — Frequency: 3</w:t>
+      </w:r>
+    </w:p>
+    <w:p>
+      <w:pPr>
+        <w:spacing w:after="20" w:before="0"/>
+      </w:pPr>
+      <w:r>
+        <w:t xml:space="preserve">     5–9 — Frequency: 4</w:t>
+      </w:r>
+    </w:p>
+    <w:p>
+      <w:pPr>
+        <w:spacing w:after="20" w:before="0"/>
+      </w:pPr>
+      <w:r>
+        <w:t xml:space="preserve">     10–14 — Frequency: 4</w:t>
+      </w:r>
+    </w:p>
+    <w:p>
+      <w:pPr>
+        <w:spacing w:after="20" w:before="0"/>
+      </w:pPr>
+      <w:r>
+        <w:t xml:space="preserve">     15–19 — Frequency: 1</w:t>
+      </w:r>
+    </w:p>
+    <w:p>
+      <w:pPr>
+        <w:spacing w:after="40" w:before="0"/>
+      </w:pPr>
+      <w:r>
+        <w:t xml:space="preserve"/>
+      </w:r>
+    </w:p>
+    <w:p>
+      <w:pPr>
+        <w:spacing w:after="40" w:before="0"/>
+      </w:pPr>
+      <w:r>
+        <w:rPr>
+          <w:b/>
+          <w:bCs/>
+        </w:rPr>
+        <w:t xml:space="preserve">9. onLevel — Spot the Interval Mistake</w:t>
+      </w:r>
+    </w:p>
+    <w:p>
+      <w:pPr>
+        <w:spacing w:after="20" w:before="0"/>
+      </w:pPr>
+      <w:r>
+        <w:t xml:space="preserve">     The mistake is in Step 2.</w:t>
+      </w:r>
+    </w:p>
+    <w:p>
+      <w:pPr>
+        <w:spacing w:after="20" w:before="0"/>
+      </w:pPr>
+      <w:r>
+        <w:t xml:space="preserve">     Correct work: The intervals are not equal in width and they leave a gap. 0–5 and 6–10 each cover 6 values, but 12–18 covers 7 values and the value 11 has no bin at all. Histogram intervals must be equal-width and cover every value with no gaps. Using equal intervals of 5 (0–4, 5–9, 10–14, 15–19) gives frequencies 0–4: 2 (the 1 and 4), 5–9: 2 (the 6 and 9), 10–14: 1 (the 12), and 15–19: 2 (the 15 and 18), totaling 7.</w:t>
+      </w:r>
+    </w:p>
+    <w:p>
+      <w:pPr>
+        <w:spacing w:after="40" w:before="0"/>
+      </w:pPr>
+      <w:r>
+        <w:rPr>
+          <w:b/>
+          <w:bCs/>
+        </w:rPr>
+        <w:t xml:space="preserve">10. C. 6</w:t>
+      </w:r>
+    </w:p>
+    <w:p>
+      <w:pPr>
+        <w:spacing w:after="20" w:before="0"/>
+      </w:pPr>
+      <w:r>
+        <w:t xml:space="preserve">     The values 12, 14, 15, 17, 18, and 19 all fall between 10 and 19, so the frequency for that bin is 6.</w:t>
       </w:r>
     </w:p>
     <w:p>
@@ -1678,71 +1837,7 @@
           <w:i/>
           <w:iCs/>
         </w:rPr>
-        <w:t xml:space="preserve">     Watch for: A common mistake in Divide Whole Numbers by Fractions is doing 'Keep, Change' but skipping the 'Flip' — students multiply by the divisor as it is instead of by its reciprocal. For example, for 6 ÷ 3/4, a student might write 6 × 3/4 = 4 1/2 and stop there, but the divisor 3/4 must be flipped to 4/3 first: 6 × 4/3 = 24/3 = 8. Before you submit, check: did I flip the second fraction (the divisor) upside down before multiplying?</w:t>
-      </w:r>
-    </w:p>
-    <w:p>
-      <w:pPr>
-        <w:spacing w:after="40" w:before="0"/>
-      </w:pPr>
-      <w:r>
-        <w:rPr>
-          <w:b/>
-          <w:bCs/>
-        </w:rPr>
-        <w:t xml:space="preserve">9. A. 4 1/2 pouches (4 full, half a pouch left)</w:t>
-      </w:r>
-    </w:p>
-    <w:p>
-      <w:pPr>
-        <w:spacing w:after="20" w:before="0"/>
-      </w:pPr>
-      <w:r>
-        <w:t xml:space="preserve">     3 ÷ 2/3 = 3 × 3/2 = 9/2 = 4 1/2. You can fill 4 full pouches with half a pouch of mix left over.</w:t>
-      </w:r>
-    </w:p>
-    <w:p>
-      <w:pPr>
-        <w:spacing w:after="80" w:before="0"/>
-      </w:pPr>
-      <w:r>
-        <w:rPr>
-          <w:i/>
-          <w:iCs/>
-        </w:rPr>
-        <w:t xml:space="preserve">     Watch for: A common mistake in Divide Whole Numbers by Fractions is doing 'Keep, Change' but skipping the 'Flip' — students multiply by the divisor as it is instead of by its reciprocal. For example, for 6 ÷ 3/4, a student might write 6 × 3/4 = 4 1/2 and stop there, but the divisor 3/4 must be flipped to 4/3 first: 6 × 4/3 = 24/3 = 8. Before you submit, check: did I flip the second fraction (the divisor) upside down before multiplying?</w:t>
-      </w:r>
-    </w:p>
-    <w:p>
-      <w:pPr>
-        <w:spacing w:after="40" w:before="0"/>
-      </w:pPr>
-      <w:r>
-        <w:rPr>
-          <w:b/>
-          <w:bCs/>
-        </w:rPr>
-        <w:t xml:space="preserve">10. A. 12</w:t>
-      </w:r>
-    </w:p>
-    <w:p>
-      <w:pPr>
-        <w:spacing w:after="20" w:before="0"/>
-      </w:pPr>
-      <w:r>
-        <w:t xml:space="preserve">     9 ÷ 3/4 = 9 × 4/3 = 36/3 = 12 pans.</w:t>
-      </w:r>
-    </w:p>
-    <w:p>
-      <w:pPr>
-        <w:spacing w:after="80" w:before="0"/>
-      </w:pPr>
-      <w:r>
-        <w:rPr>
-          <w:i/>
-          <w:iCs/>
-        </w:rPr>
-        <w:t xml:space="preserve">     Watch for: A common mistake in Divide Whole Numbers by Fractions is doing 'Keep, Change' but skipping the 'Flip' — students multiply by the divisor as it is instead of by its reciprocal. For example, for 6 ÷ 3/4, a student might write 6 × 3/4 = 4 1/2 and stop there, but the divisor 3/4 must be flipped to 4/3 first: 6 × 4/3 = 24/3 = 8. Before you submit, check: did I flip the second fraction (the divisor) upside down before multiplying?</w:t>
+        <w:t xml:space="preserve">     Watch for: A common mistake in Display Data: Histograms is counting a boundary value in two intervals at once — for example, putting the value 10 in both the '0–9' bin and the '10–19' bin. Each data value belongs to exactly ONE interval. Before you submit, add up all your frequencies and check that the total matches the number of data values you started with.</w:t>
       </w:r>
     </w:p>
     <w:sectPr>

--- a/lessons/2-2/homework.docx
+++ b/lessons/2-2/homework.docx
@@ -12,7 +12,7 @@
           <w:b/>
           <w:bCs/>
         </w:rPr>
-        <w:t xml:space="preserve">Display Data: Histograms — Homework</w:t>
+        <w:t xml:space="preserve">Represent and Describe Data in a Histogram — Homework</w:t>
       </w:r>
     </w:p>
     <w:p>
@@ -24,7 +24,7 @@
           <w:i/>
           <w:iCs/>
         </w:rPr>
-        <w:t xml:space="preserve">Lesson 8-6  •  Standard 6.DS.5</w:t>
+        <w:t xml:space="preserve">Lesson 2-2  •  Standard 6.DS.5</w:t>
       </w:r>
     </w:p>
     <w:p>
@@ -161,10 +161,10 @@
           <w:b/>
           <w:bCs/>
         </w:rPr>
-        <w:t xml:space="preserve">Histogram (Histograma)</w:t>
-      </w:r>
-      <w:r>
-        <w:t xml:space="preserve"> — A bar graph that groups data into equal ranges. The bars touch.</w:t>
+        <w:t xml:space="preserve">Display Data with Histograms (Representar datos con histogramas)</w:t>
+      </w:r>
+      <w:r>
+        <w:t xml:space="preserve"> — Group numerical data into intervals and show each interval's frequency with a bar.</w:t>
       </w:r>
     </w:p>
     <w:p>
@@ -224,73 +224,10 @@
           <w:b/>
           <w:bCs/>
         </w:rPr>
-        <w:t xml:space="preserve">Frequency (Frecuencia)</w:t>
-      </w:r>
-      <w:r>
-        <w:t xml:space="preserve"> — How many times a value shows up.</w:t>
-      </w:r>
-    </w:p>
-    <w:p>
-      <w:pPr>
-        <w:keepNext/>
-        <w:spacing w:after="20" w:before="80"/>
-        <w:jc w:val="center"/>
-      </w:pPr>
-      <w:r>
-        <w:drawing>
-          <wp:inline distT="0" distB="0" distL="0" distR="0">
-            <wp:extent cx="1047750" cy="790575"/>
-            <wp:effectExtent t="0" r="0" b="0" l="0"/>
-            <wp:docPr id="1" name="" descr="" title=""/>
-            <wp:cNvGraphicFramePr>
-              <a:graphicFrameLocks xmlns:a="http://schemas.openxmlformats.org/drawingml/2006/main" noChangeAspect="1"/>
-            </wp:cNvGraphicFramePr>
-            <a:graphic xmlns:a="http://schemas.openxmlformats.org/drawingml/2006/main">
-              <a:graphicData uri="http://schemas.openxmlformats.org/drawingml/2006/picture">
-                <pic:pic xmlns:pic="http://schemas.openxmlformats.org/drawingml/2006/picture">
-                  <pic:nvPicPr>
-                    <pic:cNvPr id="0" name="" descr=""/>
-                    <pic:cNvPicPr>
-                      <a:picLocks noChangeAspect="1" noChangeArrowheads="1"/>
-                    </pic:cNvPicPr>
-                  </pic:nvPicPr>
-                  <pic:blipFill>
-                    <a:blip r:embed="rId7" cstate="none"/>
-                    <a:srcRect/>
-                    <a:stretch>
-                      <a:fillRect/>
-                    </a:stretch>
-                  </pic:blipFill>
-                  <pic:spPr bwMode="auto">
-                    <a:xfrm>
-                      <a:off x="0" y="0"/>
-                      <a:ext cx="1047750" cy="790575"/>
-                    </a:xfrm>
-                    <a:prstGeom prst="rect">
-                      <a:avLst/>
-                    </a:prstGeom>
-                  </pic:spPr>
-                </pic:pic>
-              </a:graphicData>
-            </a:graphic>
-          </wp:inline>
-        </w:drawing>
-      </w:r>
-    </w:p>
-    <w:p>
-      <w:pPr>
-        <w:keepNext/>
-        <w:spacing w:after="120"/>
-      </w:pPr>
-      <w:r>
-        <w:rPr>
-          <w:b/>
-          <w:bCs/>
-        </w:rPr>
-        <w:t xml:space="preserve">Interval (Intervalo)</w:t>
-      </w:r>
-      <w:r>
-        <w:t xml:space="preserve"> — A range of numbers used to group data.</w:t>
+        <w:t xml:space="preserve">Histogram (Histograma)</w:t>
+      </w:r>
+      <w:r>
+        <w:t xml:space="preserve"> — A bar graph that groups data into equal ranges. The bars touch.</w:t>
       </w:r>
     </w:p>
     <w:p>
@@ -350,10 +287,73 @@
           <w:b/>
           <w:bCs/>
         </w:rPr>
-        <w:t xml:space="preserve">Distribution (Distribución)</w:t>
-      </w:r>
-      <w:r>
-        <w:t xml:space="preserve"> — How the data is spread out.</w:t>
+        <w:t xml:space="preserve">Frequency (Frecuencia)</w:t>
+      </w:r>
+      <w:r>
+        <w:t xml:space="preserve"> — How many times a value shows up.</w:t>
+      </w:r>
+    </w:p>
+    <w:p>
+      <w:pPr>
+        <w:keepNext/>
+        <w:spacing w:after="20" w:before="80"/>
+        <w:jc w:val="center"/>
+      </w:pPr>
+      <w:r>
+        <w:drawing>
+          <wp:inline distT="0" distB="0" distL="0" distR="0">
+            <wp:extent cx="1047750" cy="790575"/>
+            <wp:effectExtent t="0" r="0" b="0" l="0"/>
+            <wp:docPr id="1" name="" descr="" title=""/>
+            <wp:cNvGraphicFramePr>
+              <a:graphicFrameLocks xmlns:a="http://schemas.openxmlformats.org/drawingml/2006/main" noChangeAspect="1"/>
+            </wp:cNvGraphicFramePr>
+            <a:graphic xmlns:a="http://schemas.openxmlformats.org/drawingml/2006/main">
+              <a:graphicData uri="http://schemas.openxmlformats.org/drawingml/2006/picture">
+                <pic:pic xmlns:pic="http://schemas.openxmlformats.org/drawingml/2006/picture">
+                  <pic:nvPicPr>
+                    <pic:cNvPr id="0" name="" descr=""/>
+                    <pic:cNvPicPr>
+                      <a:picLocks noChangeAspect="1" noChangeArrowheads="1"/>
+                    </pic:cNvPicPr>
+                  </pic:nvPicPr>
+                  <pic:blipFill>
+                    <a:blip r:embed="rId8" cstate="none"/>
+                    <a:srcRect/>
+                    <a:stretch>
+                      <a:fillRect/>
+                    </a:stretch>
+                  </pic:blipFill>
+                  <pic:spPr bwMode="auto">
+                    <a:xfrm>
+                      <a:off x="0" y="0"/>
+                      <a:ext cx="1047750" cy="790575"/>
+                    </a:xfrm>
+                    <a:prstGeom prst="rect">
+                      <a:avLst/>
+                    </a:prstGeom>
+                  </pic:spPr>
+                </pic:pic>
+              </a:graphicData>
+            </a:graphic>
+          </wp:inline>
+        </w:drawing>
+      </w:r>
+    </w:p>
+    <w:p>
+      <w:pPr>
+        <w:keepNext/>
+        <w:spacing w:after="120"/>
+      </w:pPr>
+      <w:r>
+        <w:rPr>
+          <w:b/>
+          <w:bCs/>
+        </w:rPr>
+        <w:t xml:space="preserve">Interval (Intervalo)</w:t>
+      </w:r>
+      <w:r>
+        <w:t xml:space="preserve"> — A range of numbers used to group data.</w:t>
       </w:r>
     </w:p>
     <w:p>
@@ -413,6 +413,69 @@
           <w:b/>
           <w:bCs/>
         </w:rPr>
+        <w:t xml:space="preserve">Distribution (Distribución)</w:t>
+      </w:r>
+      <w:r>
+        <w:t xml:space="preserve"> — How the data is spread out.</w:t>
+      </w:r>
+    </w:p>
+    <w:p>
+      <w:pPr>
+        <w:keepNext/>
+        <w:spacing w:after="20" w:before="80"/>
+        <w:jc w:val="center"/>
+      </w:pPr>
+      <w:r>
+        <w:drawing>
+          <wp:inline distT="0" distB="0" distL="0" distR="0">
+            <wp:extent cx="1047750" cy="790575"/>
+            <wp:effectExtent t="0" r="0" b="0" l="0"/>
+            <wp:docPr id="1" name="" descr="" title=""/>
+            <wp:cNvGraphicFramePr>
+              <a:graphicFrameLocks xmlns:a="http://schemas.openxmlformats.org/drawingml/2006/main" noChangeAspect="1"/>
+            </wp:cNvGraphicFramePr>
+            <a:graphic xmlns:a="http://schemas.openxmlformats.org/drawingml/2006/main">
+              <a:graphicData uri="http://schemas.openxmlformats.org/drawingml/2006/picture">
+                <pic:pic xmlns:pic="http://schemas.openxmlformats.org/drawingml/2006/picture">
+                  <pic:nvPicPr>
+                    <pic:cNvPr id="0" name="" descr=""/>
+                    <pic:cNvPicPr>
+                      <a:picLocks noChangeAspect="1" noChangeArrowheads="1"/>
+                    </pic:cNvPicPr>
+                  </pic:nvPicPr>
+                  <pic:blipFill>
+                    <a:blip r:embed="rId11" cstate="none"/>
+                    <a:srcRect/>
+                    <a:stretch>
+                      <a:fillRect/>
+                    </a:stretch>
+                  </pic:blipFill>
+                  <pic:spPr bwMode="auto">
+                    <a:xfrm>
+                      <a:off x="0" y="0"/>
+                      <a:ext cx="1047750" cy="790575"/>
+                    </a:xfrm>
+                    <a:prstGeom prst="rect">
+                      <a:avLst/>
+                    </a:prstGeom>
+                  </pic:spPr>
+                </pic:pic>
+              </a:graphicData>
+            </a:graphic>
+          </wp:inline>
+        </w:drawing>
+      </w:r>
+    </w:p>
+    <w:p>
+      <w:pPr>
+        <w:keepNext/>
+        <w:spacing w:after="120"/>
+      </w:pPr>
+      <w:r>
+        <w:rPr>
+          <w:b/>
+          <w:bCs/>
+        </w:rPr>
         <w:t xml:space="preserve">Variability (Variabilidad)</w:t>
       </w:r>
       <w:r>
@@ -1315,7 +1378,7 @@
           <w:b/>
           <w:bCs/>
         </w:rPr>
-        <w:t xml:space="preserve">9. onLevel — Spot the Interval Mistake</w:t>
+        <w:t xml:space="preserve">9. Spot the Interval Mistake</w:t>
       </w:r>
     </w:p>
     <w:p>
@@ -1404,7 +1467,7 @@
           <w:b/>
           <w:bCs/>
         </w:rPr>
-        <w:t xml:space="preserve">10. Coach recorded these minutes played by 14 players: 4, 8, 9, 12, 14, 15, 17, 18, 19, 22, 24, 27, 31, 33. Using intervals of 10, how many values fall in the 10–19 interval?</w:t>
+        <w:t xml:space="preserve">10. Data: 4, 8, 9, 12, 14, 15, 17, 18, 19, 22, 24, 27, 31, 33. How many values fall in the 10–19 interval?</w:t>
       </w:r>
     </w:p>
     <w:p>
@@ -1789,7 +1852,7 @@
           <w:b/>
           <w:bCs/>
         </w:rPr>
-        <w:t xml:space="preserve">9. onLevel — Spot the Interval Mistake</w:t>
+        <w:t xml:space="preserve">9. Spot the Interval Mistake</w:t>
       </w:r>
     </w:p>
     <w:p>
@@ -1806,6 +1869,14 @@
       </w:pPr>
       <w:r>
         <w:t xml:space="preserve">     Correct work: The intervals are not equal in width and they leave a gap. 0–5 and 6–10 each cover 6 values, but 12–18 covers 7 values and the value 11 has no bin at all. Histogram intervals must be equal-width and cover every value with no gaps. Using equal intervals of 5 (0–4, 5–9, 10–14, 15–19) gives frequencies 0–4: 2 (the 1 and 4), 5–9: 2 (the 6 and 9), 10–14: 1 (the 12), and 15–19: 2 (the 15 and 18), totaling 7.</w:t>
+      </w:r>
+    </w:p>
+    <w:p>
+      <w:pPr>
+        <w:spacing w:after="80" w:before="0"/>
+      </w:pPr>
+      <w:r>
+        <w:t xml:space="preserve">     Watch for: The problem starts at the interval-choosing step: 0–5 and 6–10 are 6 wide, 12–18 is 7 wide, and the value 11 has nowhere to go. Equal-width bins of 5 fix both problems — 0–4: 2, 5–9: 2, 10–14: 1, 15–19: 2, totaling all 7 assist values.</w:t>
       </w:r>
     </w:p>
     <w:p>
